--- a/06-学生侧材料/讲义/_数学工具/数学工具-附录-数学符号速查卡.docx
+++ b/06-学生侧材料/讲义/_数学工具/数学工具-附录-数学符号速查卡.docx
@@ -18536,7 +18536,7 @@
     <ns0:name ns0:val="Verbatim Char"/>
     <ns0:basedOn ns0:val="BodyTextChar"/>
     <ns0:rPr>
-      <ns0:rFonts ns0:ascii="SimSun" ns0:hAnsi="SimSun" ns0:eastAsia="SimSun" ns0:cs="SimSun"/>
+      <ns0:rFonts ns0:ascii="SimSun" ns0:cs="SimSun" ns0:eastAsia="SimSun" ns0:hAnsi="SimSun"/>
       <ns0:b ns0:val="0"/>
       <ns0:sz ns0:val="20"/>
     </ns0:rPr>
@@ -18598,7 +18598,7 @@
       <w:wordWrap w:val="off"/>
     </w:pPr>
     <ns0:rPr>
-      <w:rFonts w:ascii="SimSun" w:hAnsi="SimSun" w:eastAsia="SimSun" w:cs="SimSun"/>
+      <w:rFonts ns0:ascii="SimSun" ns0:hAnsi="SimSun" ns0:eastAsia="SimSun" ns0:cs="SimSun"/>
     </ns0:rPr>
   </w:style>
   <w:style w:type="character" w:customStyle="1" w:styleId="KeywordTok">

--- a/06-学生侧材料/讲义/_数学工具/数学工具-附录-数学符号速查卡.docx
+++ b/06-学生侧材料/讲义/_数学工具/数学工具-附录-数学符号速查卡.docx
@@ -4747,30 +4747,18 @@
               <m:r>
                 <m:t>0</m:t>
               </m:r>
-              <m:sSup>
-                <m:e>
-                  <m:r>
-                    <m:t> </m:t>
-                  </m:r>
-                </m:e>
-                <m:sup>
-                  <m:r>
-                    <m:t>θ</m:t>
-                  </m:r>
-                </m:sup>
-              </m:sSup>
-              <m:r>
-                <m:rPr>
-                  <m:sty m:val="p"/>
-                </m:rPr>
-                <m:t>C</m:t>
-              </m:r>
             </m:oMath>
             <w:r>
               <w:rPr>
                 <w:rFonts w:ascii="Times New Roman" w:hAnsi="Times New Roman" w:eastAsia="Times New Roman" w:cs="Times New Roman"/>
               </w:rPr>
-              <w:t xml:space="preserve">​</w:t>
+              <w:t xml:space="preserve"> </w:t>
+            </w:r>
+            <w:r>
+              <w:rPr>
+                <w:rFonts w:ascii="Times New Roman" w:hAnsi="Times New Roman" w:eastAsia="Times New Roman" w:cs="Times New Roman"/>
+              </w:rPr>
+              <w:t xml:space="preserve">°C</w:t>
             </w:r>
           </w:p>
         </w:tc>

--- a/06-学生侧材料/讲义/_数学工具/数学工具-附录-数学符号速查卡.docx
+++ b/06-学生侧材料/讲义/_数学工具/数学工具-附录-数学符号速查卡.docx
@@ -2121,7 +2121,7 @@
         </w:tc>
       </w:tr>
     </w:tbl>
-    <w:bookmarkStart w:id="9" w:name="希腊字母化学里高频的"/>
+    <w:bookmarkStart w:id="9" w:name="希腊字母化学里最常用的"/>
     <w:p>
       <w:pPr>
         <w:pStyle w:val="Heading3"/>
@@ -2143,7 +2143,7 @@
         <w:rPr>
           <w:rFonts w:hint="eastAsia" w:ascii="Times New Roman" w:hAnsi="Times New Roman" w:eastAsia="SimHei" w:cs="Times New Roman"/>
         </w:rPr>
-        <w:t>化学里高频的</w:t>
+        <w:t>化学里最常用的</w:t>
       </w:r>
       <w:r>
         <w:rPr>

--- a/06-学生侧材料/讲义/_数学工具/数学工具-附录-数学符号速查卡.docx
+++ b/06-学生侧材料/讲义/_数学工具/数学工具-附录-数学符号速查卡.docx
@@ -2,30 +2,166 @@
 <file path=word/document.xml><?xml version="1.0" encoding="utf-8"?>
 <w:document xmlns:w="http://schemas.openxmlformats.org/wordprocessingml/2006/main" xmlns:m="http://schemas.openxmlformats.org/officeDocument/2006/math" xmlns:r="http://schemas.openxmlformats.org/officeDocument/2006/relationships" xmlns:o="urn:schemas-microsoft-com:office:office" xmlns:v="urn:schemas-microsoft-com:vml" xmlns:w10="urn:schemas-microsoft-com:office:word" xmlns:a="http://schemas.openxmlformats.org/drawingml/2006/main" xmlns:pic="http://schemas.openxmlformats.org/drawingml/2006/picture" xmlns:wp="http://schemas.openxmlformats.org/drawingml/2006/wordprocessingDrawing">
   <w:body>
-    <w:bookmarkStart w:id="21" w:name="附录数学符号与公式速查卡"/>
     <w:p>
       <w:pPr>
-        <w:pStyle w:val="Heading1"/>
-        <w:spacing w:before="280" w:after="120"/>
-        <w:jc w:val="center"/>
+        <w:pStyle w:val="FirstParagraph"/>
+        <w:ind w:firstLine="420"/>
       </w:pPr>
       <w:r>
         <w:rPr>
-          <w:rFonts w:hint="eastAsia" w:ascii="Times New Roman" w:hAnsi="Times New Roman" w:eastAsia="SimHei" w:cs="Times New Roman"/>
-        </w:rPr>
-        <w:t>附录</w:t>
+          <w:rFonts w:hint="eastAsia" w:ascii="Times New Roman" w:hAnsi="Times New Roman" w:eastAsia="FangSong" w:cs="Times New Roman"/>
+        </w:rPr>
+        <w:t xml:space="preserve">怎么用</w:t>
+      </w:r>
+    </w:p>
+    <w:p>
+      <w:pPr>
+        <w:pStyle w:val="BodyText"/>
+        <w:ind w:firstLine="420"/>
+      </w:pPr>
+      <w:r>
+        <w:rPr>
+          <w:rFonts w:hint="eastAsia" w:ascii="Times New Roman" w:hAnsi="Times New Roman" w:eastAsia="FangSong" w:cs="Times New Roman"/>
+        </w:rPr>
+        <w:t xml:space="preserve">遇到看不懂的符号</w:t>
+      </w:r>
+      <w:r>
+        <w:rPr>
+          <w:rFonts w:ascii="Times New Roman" w:hAnsi="Times New Roman" w:eastAsia="Times New Roman" w:cs="Times New Roman"/>
+        </w:rPr>
+        <w:t xml:space="preserve"> → </w:t>
+      </w:r>
+      <w:r>
+        <w:rPr>
+          <w:rFonts w:hint="eastAsia" w:ascii="Times New Roman" w:hAnsi="Times New Roman" w:eastAsia="FangSong" w:cs="Times New Roman"/>
+        </w:rPr>
+        <w:t>先查本页</w:t>
       </w:r>
       <w:r>
         <w:rPr>
           <w:rFonts w:hint="eastAsia" w:ascii="Times New Roman" w:hAnsi="Times New Roman" w:eastAsia="Times New Roman" w:cs="Times New Roman"/>
         </w:rPr>
-        <w:t>：</w:t>
-      </w:r>
-      <w:r>
-        <w:rPr>
-          <w:rFonts w:hint="eastAsia" w:ascii="Times New Roman" w:hAnsi="Times New Roman" w:eastAsia="SimHei" w:cs="Times New Roman"/>
-        </w:rPr>
-        <w:t>数学符号与公式速查卡</w:t>
+        <w:t>「</w:t>
+      </w:r>
+      <w:r>
+        <w:rPr>
+          <w:rFonts w:hint="eastAsia" w:ascii="Times New Roman" w:hAnsi="Times New Roman" w:eastAsia="FangSong" w:cs="Times New Roman"/>
+        </w:rPr>
+        <w:t>符号表</w:t>
+      </w:r>
+      <w:r>
+        <w:rPr>
+          <w:rFonts w:hint="eastAsia" w:ascii="Times New Roman" w:hAnsi="Times New Roman" w:eastAsia="Times New Roman" w:cs="Times New Roman"/>
+        </w:rPr>
+        <w:t>」→</w:t>
+      </w:r>
+      <w:r>
+        <w:rPr>
+          <w:rFonts w:ascii="Times New Roman" w:hAnsi="Times New Roman" w:eastAsia="Times New Roman" w:cs="Times New Roman"/>
+        </w:rPr>
+        <w:t xml:space="preserve"> </w:t>
+      </w:r>
+      <w:r>
+        <w:rPr>
+          <w:rFonts w:hint="eastAsia" w:ascii="Times New Roman" w:hAnsi="Times New Roman" w:eastAsia="FangSong" w:cs="Times New Roman"/>
+        </w:rPr>
+        <w:t xml:space="preserve">再按页尾索引跳到对应讲次读</w:t>
+      </w:r>
+      <w:r>
+        <w:rPr>
+          <w:rFonts w:ascii="Times New Roman" w:hAnsi="Times New Roman" w:eastAsia="Times New Roman" w:cs="Times New Roman"/>
+        </w:rPr>
+        <w:t xml:space="preserve"> 20 </w:t>
+      </w:r>
+      <w:r>
+        <w:rPr>
+          <w:rFonts w:hint="eastAsia" w:ascii="Times New Roman" w:hAnsi="Times New Roman" w:eastAsia="FangSong" w:cs="Times New Roman"/>
+        </w:rPr>
+        <w:t>分钟</w:t>
+      </w:r>
+      <w:r>
+        <w:rPr>
+          <w:rFonts w:hint="eastAsia" w:ascii="Times New Roman" w:hAnsi="Times New Roman" w:eastAsia="Times New Roman" w:cs="Times New Roman"/>
+        </w:rPr>
+        <w:t>。</w:t>
+      </w:r>
+      <w:r>
+        <w:rPr>
+          <w:rFonts w:ascii="Times New Roman" w:hAnsi="Times New Roman" w:eastAsia="Times New Roman" w:cs="Times New Roman"/>
+        </w:rPr>
+        <w:t xml:space="preserve"> </w:t>
+      </w:r>
+      <w:r>
+        <w:rPr>
+          <w:rFonts w:hint="eastAsia" w:ascii="Times New Roman" w:hAnsi="Times New Roman" w:eastAsia="FangSong" w:cs="Times New Roman"/>
+        </w:rPr>
+        <w:t xml:space="preserve">表中有</w:t>
+      </w:r>
+      <w:r>
+        <w:rPr>
+          <w:rFonts w:ascii="Times New Roman" w:hAnsi="Times New Roman" w:eastAsia="Times New Roman" w:cs="Times New Roman"/>
+        </w:rPr>
+        <w:t xml:space="preserve"> </w:t>
+      </w:r>
+      <w:r>
+        <w:rPr>
+          <w:rStyle w:val="VerbatimChar"/>
+          <w:rFonts w:ascii="Times New Roman" w:hAnsi="Times New Roman" w:eastAsia="Times New Roman" w:cs="Times New Roman"/>
+        </w:rPr>
+        <w:t xml:space="preserve">§n</w:t>
+      </w:r>
+      <w:r>
+        <w:rPr>
+          <w:rFonts w:ascii="Times New Roman" w:hAnsi="Times New Roman" w:eastAsia="Times New Roman" w:cs="Times New Roman"/>
+        </w:rPr>
+        <w:t xml:space="preserve"> </w:t>
+      </w:r>
+      <w:r>
+        <w:rPr>
+          <w:rFonts w:hint="eastAsia" w:ascii="Times New Roman" w:hAnsi="Times New Roman" w:eastAsia="FangSong" w:cs="Times New Roman"/>
+        </w:rPr>
+        <w:t>标记的</w:t>
+      </w:r>
+      <w:r>
+        <w:rPr>
+          <w:rFonts w:hint="eastAsia" w:ascii="Times New Roman" w:hAnsi="Times New Roman" w:eastAsia="Times New Roman" w:cs="Times New Roman"/>
+        </w:rPr>
+        <w:t>，</w:t>
+      </w:r>
+      <w:r>
+        <w:rPr>
+          <w:rFonts w:hint="eastAsia" w:ascii="Times New Roman" w:hAnsi="Times New Roman" w:eastAsia="FangSong" w:cs="Times New Roman"/>
+        </w:rPr>
+        <w:t>表示该项在第</w:t>
+      </w:r>
+      <w:r>
+        <w:rPr>
+          <w:rFonts w:ascii="Times New Roman" w:hAnsi="Times New Roman" w:eastAsia="Times New Roman" w:cs="Times New Roman"/>
+        </w:rPr>
+        <w:t xml:space="preserve"> </w:t>
+      </w:r>
+      <m:oMath>
+        <m:r>
+          <m:t>n</m:t>
+        </m:r>
+      </m:oMath>
+      <w:r>
+        <w:rPr>
+          <w:rFonts w:ascii="Times New Roman" w:hAnsi="Times New Roman" w:eastAsia="Times New Roman" w:cs="Times New Roman"/>
+        </w:rPr>
+        <w:t xml:space="preserve"> </w:t>
+      </w:r>
+      <w:r>
+        <w:rPr>
+          <w:rFonts w:hint="eastAsia" w:ascii="Times New Roman" w:hAnsi="Times New Roman" w:eastAsia="FangSong" w:cs="Times New Roman"/>
+        </w:rPr>
+        <w:t>讲有完整推导</w:t>
+      </w:r>
+      <w:r>
+        <w:rPr>
+          <w:rFonts w:hint="eastAsia" w:ascii="Times New Roman" w:hAnsi="Times New Roman" w:eastAsia="Times New Roman" w:cs="Times New Roman"/>
+        </w:rPr>
+        <w:t>。</w:t>
       </w:r>
     </w:p>
     <w:p>
@@ -38,7 +174,7 @@
         </w:pict>
       </w:r>
     </w:p>
-    <w:bookmarkStart w:id="10" w:name="一符号表"/>
+    <w:bookmarkStart w:id="10" w:name="符号表"/>
     <w:p>
       <w:pPr>
         <w:pStyle w:val="Heading2"/>
@@ -46,21 +182,15 @@
       </w:pPr>
       <w:r>
         <w:rPr>
+          <w:rFonts w:ascii="Times New Roman" w:hAnsi="Times New Roman" w:eastAsia="Times New Roman" w:cs="Times New Roman"/>
+        </w:rPr>
+        <w:t xml:space="preserve">§1 </w:t>
+      </w:r>
+      <w:r>
+        <w:rPr>
           <w:rFonts w:hint="eastAsia" w:ascii="Times New Roman" w:hAnsi="Times New Roman" w:eastAsia="SimHei" w:cs="Times New Roman"/>
         </w:rPr>
-        <w:t>一</w:t>
-      </w:r>
-      <w:r>
-        <w:rPr>
-          <w:rFonts w:hint="eastAsia" w:ascii="Times New Roman" w:hAnsi="Times New Roman" w:eastAsia="Times New Roman" w:cs="Times New Roman"/>
-        </w:rPr>
-        <w:t>、</w:t>
-      </w:r>
-      <w:r>
-        <w:rPr>
-          <w:rFonts w:hint="eastAsia" w:ascii="Times New Roman" w:hAnsi="Times New Roman" w:eastAsia="SimHei" w:cs="Times New Roman"/>
-        </w:rPr>
-        <w:t>符号表</w:t>
+        <w:t xml:space="preserve">符号表</w:t>
       </w:r>
     </w:p>
     <w:tbl>
@@ -68,6 +198,15 @@
         <w:tblStyle w:val="Table"/>
         <w:tblW w:type="auto" w:w="0"/>
         <w:tblLook w:firstRow="1" w:lastRow="0" w:firstColumn="0" w:lastColumn="0" w:noHBand="0" w:noVBand="0" w:val="0020"/>
+        <w:jc w:val="center"/>
+        <w:tblBorders>
+          <w:top w:val="single" w:sz="12" w:space="0" w:color="333333"/>
+          <w:bottom w:val="single" w:sz="12" w:space="0" w:color="333333"/>
+          <w:left w:val="none"/>
+          <w:right w:val="none"/>
+          <w:insideH w:val="none"/>
+          <w:insideV w:val="none"/>
+        </w:tblBorders>
       </w:tblPr>
       <w:tblGrid>
         <w:gridCol w:w="1980"/>
@@ -80,7 +219,11 @@
           <w:tblHeader w:val="on"/>
         </w:trPr>
         <w:tc>
-          <w:tcPr/>
+          <w:tcPr>
+            <w:tcBorders>
+              <w:bottom w:val="single" w:sz="6" w:space="0" w:color="333333"/>
+            </w:tcBorders>
+          </w:tcPr>
           <w:p>
             <w:pPr>
               <w:pStyle w:val="Compact"/>
@@ -96,7 +239,11 @@
           </w:p>
         </w:tc>
         <w:tc>
-          <w:tcPr/>
+          <w:tcPr>
+            <w:tcBorders>
+              <w:bottom w:val="single" w:sz="6" w:space="0" w:color="333333"/>
+            </w:tcBorders>
+          </w:tcPr>
           <w:p>
             <w:pPr>
               <w:pStyle w:val="Compact"/>
@@ -112,7 +259,11 @@
           </w:p>
         </w:tc>
         <w:tc>
-          <w:tcPr/>
+          <w:tcPr>
+            <w:tcBorders>
+              <w:bottom w:val="single" w:sz="6" w:space="0" w:color="333333"/>
+            </w:tcBorders>
+          </w:tcPr>
           <w:p>
             <w:pPr>
               <w:pStyle w:val="Compact"/>
@@ -128,7 +279,11 @@
           </w:p>
         </w:tc>
         <w:tc>
-          <w:tcPr/>
+          <w:tcPr>
+            <w:tcBorders>
+              <w:bottom w:val="single" w:sz="6" w:space="0" w:color="333333"/>
+            </w:tcBorders>
+          </w:tcPr>
           <w:p>
             <w:pPr>
               <w:pStyle w:val="Compact"/>
@@ -2157,6 +2312,15 @@
         <w:tblStyle w:val="Table"/>
         <w:tblW w:type="auto" w:w="0"/>
         <w:tblLook w:firstRow="1" w:lastRow="0" w:firstColumn="0" w:lastColumn="0" w:noHBand="0" w:noVBand="0" w:val="0020"/>
+        <w:jc w:val="center"/>
+        <w:tblBorders>
+          <w:top w:val="single" w:sz="12" w:space="0" w:color="333333"/>
+          <w:bottom w:val="single" w:sz="12" w:space="0" w:color="333333"/>
+          <w:left w:val="none"/>
+          <w:right w:val="none"/>
+          <w:insideH w:val="none"/>
+          <w:insideV w:val="none"/>
+        </w:tblBorders>
       </w:tblPr>
       <w:tblGrid>
         <w:gridCol w:w="2640"/>
@@ -2168,7 +2332,11 @@
           <w:tblHeader w:val="on"/>
         </w:trPr>
         <w:tc>
-          <w:tcPr/>
+          <w:tcPr>
+            <w:tcBorders>
+              <w:bottom w:val="single" w:sz="6" w:space="0" w:color="333333"/>
+            </w:tcBorders>
+          </w:tcPr>
           <w:p>
             <w:pPr>
               <w:pStyle w:val="Compact"/>
@@ -2184,7 +2352,11 @@
           </w:p>
         </w:tc>
         <w:tc>
-          <w:tcPr/>
+          <w:tcPr>
+            <w:tcBorders>
+              <w:bottom w:val="single" w:sz="6" w:space="0" w:color="333333"/>
+            </w:tcBorders>
+          </w:tcPr>
           <w:p>
             <w:pPr>
               <w:pStyle w:val="Compact"/>
@@ -2200,7 +2372,11 @@
           </w:p>
         </w:tc>
         <w:tc>
-          <w:tcPr/>
+          <w:tcPr>
+            <w:tcBorders>
+              <w:bottom w:val="single" w:sz="6" w:space="0" w:color="333333"/>
+            </w:tcBorders>
+          </w:tcPr>
           <w:p>
             <w:pPr>
               <w:pStyle w:val="Compact"/>
@@ -3497,7 +3673,7 @@
     </w:p>
     <w:bookmarkEnd w:id="9"/>
     <w:bookmarkEnd w:id="10"/>
-    <w:bookmarkStart w:id="13" w:name="二常数表si"/>
+    <w:bookmarkStart w:id="13" w:name="常数表si"/>
     <w:p>
       <w:pPr>
         <w:pStyle w:val="Heading2"/>
@@ -3505,15 +3681,9 @@
       </w:pPr>
       <w:r>
         <w:rPr>
-          <w:rFonts w:hint="eastAsia" w:ascii="Times New Roman" w:hAnsi="Times New Roman" w:eastAsia="SimHei" w:cs="Times New Roman"/>
-        </w:rPr>
-        <w:t>二</w:t>
-      </w:r>
-      <w:r>
-        <w:rPr>
-          <w:rFonts w:hint="eastAsia" w:ascii="Times New Roman" w:hAnsi="Times New Roman" w:eastAsia="Times New Roman" w:cs="Times New Roman"/>
-        </w:rPr>
-        <w:t>、</w:t>
+          <w:rFonts w:ascii="Times New Roman" w:hAnsi="Times New Roman" w:eastAsia="Times New Roman" w:cs="Times New Roman"/>
+        </w:rPr>
+        <w:t xml:space="preserve">§2 </w:t>
       </w:r>
       <w:r>
         <w:rPr>
@@ -3534,6 +3704,15 @@
         <w:tblW w:type="pct" w:w="5000"/>
         <w:tblLayout w:type="fixed"/>
         <w:tblLook w:firstRow="1" w:lastRow="0" w:firstColumn="0" w:lastColumn="0" w:noHBand="0" w:noVBand="0" w:val="0020"/>
+        <w:jc w:val="center"/>
+        <w:tblBorders>
+          <w:top w:val="single" w:sz="12" w:space="0" w:color="333333"/>
+          <w:bottom w:val="single" w:sz="12" w:space="0" w:color="333333"/>
+          <w:left w:val="none"/>
+          <w:right w:val="none"/>
+          <w:insideH w:val="none"/>
+          <w:insideV w:val="none"/>
+        </w:tblBorders>
       </w:tblPr>
       <w:tblGrid>
         <w:gridCol w:w="2640"/>
@@ -3545,7 +3724,11 @@
           <w:tblHeader w:val="on"/>
         </w:trPr>
         <w:tc>
-          <w:tcPr/>
+          <w:tcPr>
+            <w:tcBorders>
+              <w:bottom w:val="single" w:sz="6" w:space="0" w:color="333333"/>
+            </w:tcBorders>
+          </w:tcPr>
           <w:p>
             <w:pPr>
               <w:pStyle w:val="Compact"/>
@@ -3561,7 +3744,11 @@
           </w:p>
         </w:tc>
         <w:tc>
-          <w:tcPr/>
+          <w:tcPr>
+            <w:tcBorders>
+              <w:bottom w:val="single" w:sz="6" w:space="0" w:color="333333"/>
+            </w:tcBorders>
+          </w:tcPr>
           <w:p>
             <w:pPr>
               <w:pStyle w:val="Compact"/>
@@ -3577,7 +3764,11 @@
           </w:p>
         </w:tc>
         <w:tc>
-          <w:tcPr/>
+          <w:tcPr>
+            <w:tcBorders>
+              <w:bottom w:val="single" w:sz="6" w:space="0" w:color="333333"/>
+            </w:tcBorders>
+          </w:tcPr>
           <w:p>
             <w:pPr>
               <w:pStyle w:val="Compact"/>
@@ -4837,6 +5028,15 @@
         <w:tblStyle w:val="Table"/>
         <w:tblW w:type="auto" w:w="0"/>
         <w:tblLook w:firstRow="1" w:lastRow="0" w:firstColumn="0" w:lastColumn="0" w:noHBand="0" w:noVBand="0" w:val="0020"/>
+        <w:jc w:val="center"/>
+        <w:tblBorders>
+          <w:top w:val="single" w:sz="12" w:space="0" w:color="333333"/>
+          <w:bottom w:val="single" w:sz="12" w:space="0" w:color="333333"/>
+          <w:left w:val="none"/>
+          <w:right w:val="none"/>
+          <w:insideH w:val="none"/>
+          <w:insideV w:val="none"/>
+        </w:tblBorders>
       </w:tblPr>
       <w:tblGrid>
         <w:gridCol w:w="2640"/>
@@ -4848,7 +5048,11 @@
           <w:tblHeader w:val="on"/>
         </w:trPr>
         <w:tc>
-          <w:tcPr/>
+          <w:tcPr>
+            <w:tcBorders>
+              <w:bottom w:val="single" w:sz="6" w:space="0" w:color="333333"/>
+            </w:tcBorders>
+          </w:tcPr>
           <w:p>
             <w:pPr>
               <w:pStyle w:val="Compact"/>
@@ -4864,7 +5068,11 @@
           </w:p>
         </w:tc>
         <w:tc>
-          <w:tcPr/>
+          <w:tcPr>
+            <w:tcBorders>
+              <w:bottom w:val="single" w:sz="6" w:space="0" w:color="333333"/>
+            </w:tcBorders>
+          </w:tcPr>
           <w:p>
             <w:pPr>
               <w:pStyle w:val="Compact"/>
@@ -4880,7 +5088,11 @@
           </w:p>
         </w:tc>
         <w:tc>
-          <w:tcPr/>
+          <w:tcPr>
+            <w:tcBorders>
+              <w:bottom w:val="single" w:sz="6" w:space="0" w:color="333333"/>
+            </w:tcBorders>
+          </w:tcPr>
           <w:p>
             <w:pPr>
               <w:pStyle w:val="Compact"/>
@@ -5445,6 +5657,15 @@
         <w:tblStyle w:val="Table"/>
         <w:tblW w:type="auto" w:w="0"/>
         <w:tblLook w:firstRow="1" w:lastRow="0" w:firstColumn="0" w:lastColumn="0" w:noHBand="0" w:noVBand="0" w:val="0020"/>
+        <w:jc w:val="center"/>
+        <w:tblBorders>
+          <w:top w:val="single" w:sz="12" w:space="0" w:color="333333"/>
+          <w:bottom w:val="single" w:sz="12" w:space="0" w:color="333333"/>
+          <w:left w:val="none"/>
+          <w:right w:val="none"/>
+          <w:insideH w:val="none"/>
+          <w:insideV w:val="none"/>
+        </w:tblBorders>
       </w:tblPr>
       <w:tblGrid>
         <w:gridCol w:w="3960"/>
@@ -5455,7 +5676,11 @@
           <w:tblHeader w:val="on"/>
         </w:trPr>
         <w:tc>
-          <w:tcPr/>
+          <w:tcPr>
+            <w:tcBorders>
+              <w:bottom w:val="single" w:sz="6" w:space="0" w:color="333333"/>
+            </w:tcBorders>
+          </w:tcPr>
           <w:p>
             <w:pPr>
               <w:pStyle w:val="Compact"/>
@@ -5471,7 +5696,11 @@
           </w:p>
         </w:tc>
         <w:tc>
-          <w:tcPr/>
+          <w:tcPr>
+            <w:tcBorders>
+              <w:bottom w:val="single" w:sz="6" w:space="0" w:color="333333"/>
+            </w:tcBorders>
+          </w:tcPr>
           <w:p>
             <w:pPr>
               <w:pStyle w:val="Compact"/>
@@ -6014,7 +6243,7 @@
     </w:p>
     <w:bookmarkEnd w:id="12"/>
     <w:bookmarkEnd w:id="13"/>
-    <w:bookmarkStart w:id="14" w:name="三对数与指数2"/>
+    <w:bookmarkStart w:id="14" w:name="对数与指数2"/>
     <w:p>
       <w:pPr>
         <w:pStyle w:val="Heading2"/>
@@ -6022,15 +6251,9 @@
       </w:pPr>
       <w:r>
         <w:rPr>
-          <w:rFonts w:hint="eastAsia" w:ascii="Times New Roman" w:hAnsi="Times New Roman" w:eastAsia="SimHei" w:cs="Times New Roman"/>
-        </w:rPr>
-        <w:t>三</w:t>
-      </w:r>
-      <w:r>
-        <w:rPr>
-          <w:rFonts w:hint="eastAsia" w:ascii="Times New Roman" w:hAnsi="Times New Roman" w:eastAsia="Times New Roman" w:cs="Times New Roman"/>
-        </w:rPr>
-        <w:t>、</w:t>
+          <w:rFonts w:ascii="Times New Roman" w:hAnsi="Times New Roman" w:eastAsia="Times New Roman" w:cs="Times New Roman"/>
+        </w:rPr>
+        <w:t xml:space="preserve">§3 </w:t>
       </w:r>
       <w:r>
         <w:rPr>
@@ -6332,6 +6555,15 @@
         <w:tblStyle w:val="Table"/>
         <w:tblW w:type="auto" w:w="0"/>
         <w:tblLook w:firstRow="1" w:lastRow="0" w:firstColumn="0" w:lastColumn="0" w:noHBand="0" w:noVBand="0" w:val="0020"/>
+        <w:jc w:val="center"/>
+        <w:tblBorders>
+          <w:top w:val="single" w:sz="12" w:space="0" w:color="333333"/>
+          <w:bottom w:val="single" w:sz="12" w:space="0" w:color="333333"/>
+          <w:left w:val="none"/>
+          <w:right w:val="none"/>
+          <w:insideH w:val="none"/>
+          <w:insideV w:val="none"/>
+        </w:tblBorders>
       </w:tblPr>
       <w:tblGrid>
         <w:gridCol w:w="3960"/>
@@ -6342,7 +6574,11 @@
           <w:tblHeader w:val="on"/>
         </w:trPr>
         <w:tc>
-          <w:tcPr/>
+          <w:tcPr>
+            <w:tcBorders>
+              <w:bottom w:val="single" w:sz="6" w:space="0" w:color="333333"/>
+            </w:tcBorders>
+          </w:tcPr>
           <w:p>
             <w:pPr>
               <w:pStyle w:val="Compact"/>
@@ -6358,7 +6594,11 @@
           </w:p>
         </w:tc>
         <w:tc>
-          <w:tcPr/>
+          <w:tcPr>
+            <w:tcBorders>
+              <w:bottom w:val="single" w:sz="6" w:space="0" w:color="333333"/>
+            </w:tcBorders>
+          </w:tcPr>
           <w:p>
             <w:pPr>
               <w:pStyle w:val="Compact"/>
@@ -6637,6 +6877,7 @@
       <w:pPr>
         <w:pStyle w:val="BodyText"/>
         <w:spacing w:before="120"/>
+        <w:ind w:firstLine="420"/>
       </w:pPr>
       <w:r>
         <w:rPr>
@@ -6941,7 +7182,7 @@
       </w:r>
     </w:p>
     <w:bookmarkEnd w:id="14"/>
-    <w:bookmarkStart w:id="15" w:name="四导数表3"/>
+    <w:bookmarkStart w:id="15" w:name="导数表3"/>
     <w:p>
       <w:pPr>
         <w:pStyle w:val="Heading2"/>
@@ -6949,15 +7190,9 @@
       </w:pPr>
       <w:r>
         <w:rPr>
-          <w:rFonts w:hint="eastAsia" w:ascii="Times New Roman" w:hAnsi="Times New Roman" w:eastAsia="SimHei" w:cs="Times New Roman"/>
-        </w:rPr>
-        <w:t>四</w:t>
-      </w:r>
-      <w:r>
-        <w:rPr>
-          <w:rFonts w:hint="eastAsia" w:ascii="Times New Roman" w:hAnsi="Times New Roman" w:eastAsia="Times New Roman" w:cs="Times New Roman"/>
-        </w:rPr>
-        <w:t>、</w:t>
+          <w:rFonts w:ascii="Times New Roman" w:hAnsi="Times New Roman" w:eastAsia="Times New Roman" w:cs="Times New Roman"/>
+        </w:rPr>
+        <w:t xml:space="preserve">§4 </w:t>
       </w:r>
       <w:r>
         <w:rPr>
@@ -6977,6 +7212,15 @@
         <w:tblStyle w:val="Table"/>
         <w:tblW w:type="auto" w:w="0"/>
         <w:tblLook w:firstRow="1" w:lastRow="0" w:firstColumn="0" w:lastColumn="0" w:noHBand="0" w:noVBand="0" w:val="0020"/>
+        <w:jc w:val="center"/>
+        <w:tblBorders>
+          <w:top w:val="single" w:sz="12" w:space="0" w:color="333333"/>
+          <w:bottom w:val="single" w:sz="12" w:space="0" w:color="333333"/>
+          <w:left w:val="none"/>
+          <w:right w:val="none"/>
+          <w:insideH w:val="none"/>
+          <w:insideV w:val="none"/>
+        </w:tblBorders>
       </w:tblPr>
       <w:tblGrid>
         <w:gridCol w:w="3960"/>
@@ -6987,7 +7231,11 @@
           <w:tblHeader w:val="on"/>
         </w:trPr>
         <w:tc>
-          <w:tcPr/>
+          <w:tcPr>
+            <w:tcBorders>
+              <w:bottom w:val="single" w:sz="6" w:space="0" w:color="333333"/>
+            </w:tcBorders>
+          </w:tcPr>
           <w:p>
             <w:pPr>
               <w:pStyle w:val="Compact"/>
@@ -7023,7 +7271,11 @@
           </w:p>
         </w:tc>
         <w:tc>
-          <w:tcPr/>
+          <w:tcPr>
+            <w:tcBorders>
+              <w:bottom w:val="single" w:sz="6" w:space="0" w:color="333333"/>
+            </w:tcBorders>
+          </w:tcPr>
           <w:p>
             <w:pPr>
               <w:pStyle w:val="Compact"/>
@@ -7733,6 +7985,7 @@
       <w:pPr>
         <w:pStyle w:val="BodyText"/>
         <w:spacing w:before="120"/>
+        <w:ind w:firstLine="420"/>
       </w:pPr>
       <w:r>
         <w:rPr>
@@ -8277,6 +8530,7 @@
     <w:p>
       <w:pPr>
         <w:pStyle w:val="FirstParagraph"/>
+        <w:ind w:firstLine="420"/>
       </w:pPr>
       <w:r>
         <w:rPr>
@@ -8475,6 +8729,7 @@
     <w:p>
       <w:pPr>
         <w:pStyle w:val="BodyText"/>
+        <w:ind w:firstLine="420"/>
       </w:pPr>
       <w:r>
         <w:rPr>
@@ -8671,7 +8926,7 @@
       </w:r>
     </w:p>
     <w:bookmarkEnd w:id="15"/>
-    <w:bookmarkStart w:id="16" w:name="五积分表48-条够用"/>
+    <w:bookmarkStart w:id="16" w:name="积分表48-条够用"/>
     <w:p>
       <w:pPr>
         <w:pStyle w:val="Heading2"/>
@@ -8679,15 +8934,9 @@
       </w:pPr>
       <w:r>
         <w:rPr>
-          <w:rFonts w:hint="eastAsia" w:ascii="Times New Roman" w:hAnsi="Times New Roman" w:eastAsia="SimHei" w:cs="Times New Roman"/>
-        </w:rPr>
-        <w:t>五</w:t>
-      </w:r>
-      <w:r>
-        <w:rPr>
-          <w:rFonts w:hint="eastAsia" w:ascii="Times New Roman" w:hAnsi="Times New Roman" w:eastAsia="Times New Roman" w:cs="Times New Roman"/>
-        </w:rPr>
-        <w:t>、</w:t>
+          <w:rFonts w:ascii="Times New Roman" w:hAnsi="Times New Roman" w:eastAsia="Times New Roman" w:cs="Times New Roman"/>
+        </w:rPr>
+        <w:t xml:space="preserve">§5 </w:t>
       </w:r>
       <w:r>
         <w:rPr>
@@ -8725,6 +8974,15 @@
         <w:tblStyle w:val="Table"/>
         <w:tblW w:type="auto" w:w="0"/>
         <w:tblLook w:firstRow="1" w:lastRow="0" w:firstColumn="0" w:lastColumn="0" w:noHBand="0" w:noVBand="0" w:val="0020"/>
+        <w:jc w:val="center"/>
+        <w:tblBorders>
+          <w:top w:val="single" w:sz="12" w:space="0" w:color="333333"/>
+          <w:bottom w:val="single" w:sz="12" w:space="0" w:color="333333"/>
+          <w:left w:val="none"/>
+          <w:right w:val="none"/>
+          <w:insideH w:val="none"/>
+          <w:insideV w:val="none"/>
+        </w:tblBorders>
       </w:tblPr>
       <w:tblGrid>
         <w:gridCol w:w="3960"/>
@@ -8735,7 +8993,11 @@
           <w:tblHeader w:val="on"/>
         </w:trPr>
         <w:tc>
-          <w:tcPr/>
+          <w:tcPr>
+            <w:tcBorders>
+              <w:bottom w:val="single" w:sz="6" w:space="0" w:color="333333"/>
+            </w:tcBorders>
+          </w:tcPr>
           <w:p>
             <w:pPr>
               <w:pStyle w:val="Compact"/>
@@ -8751,7 +9013,11 @@
           </w:p>
         </w:tc>
         <w:tc>
-          <w:tcPr/>
+          <w:tcPr>
+            <w:tcBorders>
+              <w:bottom w:val="single" w:sz="6" w:space="0" w:color="333333"/>
+            </w:tcBorders>
+          </w:tcPr>
           <w:p>
             <w:pPr>
               <w:pStyle w:val="Compact"/>
@@ -9417,6 +9683,7 @@
       <w:pPr>
         <w:pStyle w:val="BodyText"/>
         <w:spacing w:before="120"/>
+        <w:ind w:firstLine="420"/>
       </w:pPr>
       <w:r>
         <w:rPr>
@@ -9696,6 +9963,7 @@
       <w:pPr>
         <w:pStyle w:val="BodyText"/>
         <w:spacing w:after="80"/>
+        <w:ind w:firstLine="420"/>
       </w:pPr>
       <w:r>
         <w:rPr>
@@ -9762,6 +10030,15 @@
         <w:tblW w:type="pct" w:w="5000"/>
         <w:tblLayout w:type="fixed"/>
         <w:tblLook w:firstRow="1" w:lastRow="0" w:firstColumn="0" w:lastColumn="0" w:noHBand="0" w:noVBand="0" w:val="0020"/>
+        <w:jc w:val="center"/>
+        <w:tblBorders>
+          <w:top w:val="single" w:sz="12" w:space="0" w:color="333333"/>
+          <w:bottom w:val="single" w:sz="12" w:space="0" w:color="333333"/>
+          <w:left w:val="none"/>
+          <w:right w:val="none"/>
+          <w:insideH w:val="none"/>
+          <w:insideV w:val="none"/>
+        </w:tblBorders>
       </w:tblPr>
       <w:tblGrid>
         <w:gridCol w:w="1584"/>
@@ -9775,7 +10052,11 @@
           <w:tblHeader w:val="on"/>
         </w:trPr>
         <w:tc>
-          <w:tcPr/>
+          <w:tcPr>
+            <w:tcBorders>
+              <w:bottom w:val="single" w:sz="6" w:space="0" w:color="333333"/>
+            </w:tcBorders>
+          </w:tcPr>
           <w:p>
             <w:pPr>
               <w:pStyle w:val="Compact"/>
@@ -9791,7 +10072,11 @@
           </w:p>
         </w:tc>
         <w:tc>
-          <w:tcPr/>
+          <w:tcPr>
+            <w:tcBorders>
+              <w:bottom w:val="single" w:sz="6" w:space="0" w:color="333333"/>
+            </w:tcBorders>
+          </w:tcPr>
           <w:p>
             <w:pPr>
               <w:pStyle w:val="Compact"/>
@@ -9807,7 +10092,11 @@
           </w:p>
         </w:tc>
         <w:tc>
-          <w:tcPr/>
+          <w:tcPr>
+            <w:tcBorders>
+              <w:bottom w:val="single" w:sz="6" w:space="0" w:color="333333"/>
+            </w:tcBorders>
+          </w:tcPr>
           <w:p>
             <w:pPr>
               <w:pStyle w:val="Compact"/>
@@ -9823,7 +10112,11 @@
           </w:p>
         </w:tc>
         <w:tc>
-          <w:tcPr/>
+          <w:tcPr>
+            <w:tcBorders>
+              <w:bottom w:val="single" w:sz="6" w:space="0" w:color="333333"/>
+            </w:tcBorders>
+          </w:tcPr>
           <w:p>
             <w:pPr>
               <w:pStyle w:val="Compact"/>
@@ -9839,7 +10132,11 @@
           </w:p>
         </w:tc>
         <w:tc>
-          <w:tcPr/>
+          <w:tcPr>
+            <w:tcBorders>
+              <w:bottom w:val="single" w:sz="6" w:space="0" w:color="333333"/>
+            </w:tcBorders>
+          </w:tcPr>
           <w:p>
             <w:pPr>
               <w:pStyle w:val="Compact"/>
@@ -10626,7 +10923,7 @@
       </w:r>
     </w:p>
     <w:bookmarkEnd w:id="16"/>
-    <w:bookmarkStart w:id="17" w:name="六偏导与-maxwell-关系5"/>
+    <w:bookmarkStart w:id="17" w:name="偏导与-maxwell-关系5"/>
     <w:p>
       <w:pPr>
         <w:pStyle w:val="Heading2"/>
@@ -10634,21 +10931,15 @@
       </w:pPr>
       <w:r>
         <w:rPr>
+          <w:rFonts w:ascii="Times New Roman" w:hAnsi="Times New Roman" w:eastAsia="Times New Roman" w:cs="Times New Roman"/>
+        </w:rPr>
+        <w:t xml:space="preserve">§6 </w:t>
+      </w:r>
+      <w:r>
+        <w:rPr>
           <w:rFonts w:hint="eastAsia" w:ascii="Times New Roman" w:hAnsi="Times New Roman" w:eastAsia="SimHei" w:cs="Times New Roman"/>
         </w:rPr>
-        <w:t>六</w:t>
-      </w:r>
-      <w:r>
-        <w:rPr>
-          <w:rFonts w:hint="eastAsia" w:ascii="Times New Roman" w:hAnsi="Times New Roman" w:eastAsia="Times New Roman" w:cs="Times New Roman"/>
-        </w:rPr>
-        <w:t>、</w:t>
-      </w:r>
-      <w:r>
-        <w:rPr>
-          <w:rFonts w:hint="eastAsia" w:ascii="Times New Roman" w:hAnsi="Times New Roman" w:eastAsia="SimHei" w:cs="Times New Roman"/>
-        </w:rPr>
-        <w:t>偏导与</w:t>
+        <w:t xml:space="preserve">偏导与</w:t>
       </w:r>
       <w:r>
         <w:rPr>
@@ -10672,6 +10963,7 @@
     <w:p>
       <w:pPr>
         <w:pStyle w:val="FirstParagraph"/>
+        <w:ind w:firstLine="420"/>
       </w:pPr>
       <w:r>
         <w:rPr>
@@ -10841,6 +11133,7 @@
     <w:p>
       <w:pPr>
         <w:pStyle w:val="BodyText"/>
+        <w:ind w:firstLine="420"/>
       </w:pPr>
       <w:r>
         <w:rPr>
@@ -10954,6 +11247,7 @@
     <w:p>
       <w:pPr>
         <w:pStyle w:val="BodyText"/>
+        <w:ind w:firstLine="420"/>
       </w:pPr>
       <w:r>
         <w:rPr>
@@ -11079,6 +11373,7 @@
     <w:p>
       <w:pPr>
         <w:pStyle w:val="BodyText"/>
+        <w:ind w:firstLine="420"/>
       </w:pPr>
       <w:r>
         <w:rPr>
@@ -11250,6 +11545,7 @@
     <w:p>
       <w:pPr>
         <w:pStyle w:val="BodyText"/>
+        <w:ind w:firstLine="420"/>
       </w:pPr>
       <w:r>
         <w:rPr>
@@ -11489,6 +11785,7 @@
     <w:p>
       <w:pPr>
         <w:pStyle w:val="FirstParagraph"/>
+        <w:ind w:firstLine="420"/>
       </w:pPr>
       <w:r>
         <w:rPr>
@@ -12108,6 +12405,7 @@
     <w:p>
       <w:pPr>
         <w:pStyle w:val="FirstParagraph"/>
+        <w:ind w:firstLine="420"/>
       </w:pPr>
       <w:r>
         <w:rPr>
@@ -12478,6 +12776,7 @@
     <w:p>
       <w:pPr>
         <w:pStyle w:val="FirstParagraph"/>
+        <w:ind w:firstLine="420"/>
       </w:pPr>
       <w:r>
         <w:rPr>
@@ -12491,24 +12790,12 @@
         </w:rPr>
         <w:t>：</w:t>
       </w:r>
-      <w:r>
-        <w:rPr>
-          <w:rFonts w:ascii="Times New Roman" w:hAnsi="Times New Roman" w:eastAsia="Times New Roman" w:cs="Times New Roman"/>
-        </w:rPr>
-        <w:t xml:space="preserve"> </w:t>
-      </w:r>
-      <w:r>
-        <w:rPr>
-          <w:rFonts w:ascii="Times New Roman" w:hAnsi="Times New Roman" w:eastAsia="Times New Roman" w:cs="Times New Roman"/>
-        </w:rPr>
-        <w:t xml:space="preserve">-</w:t>
-      </w:r>
-      <w:r>
-        <w:rPr>
-          <w:rFonts w:ascii="Times New Roman" w:hAnsi="Times New Roman" w:eastAsia="Times New Roman" w:cs="Times New Roman"/>
-        </w:rPr>
-        <w:t xml:space="preserve"> </w:t>
-      </w:r>
+    </w:p>
+    <w:p>
+      <w:pPr>
+        <w:pStyle w:val="BodyText"/>
+        <w:ind w:firstLine="420"/>
+      </w:pPr>
       <m:oMath>
         <m:r>
           <m:t>R</m:t>
@@ -12605,24 +12892,12 @@
         </w:rPr>
         <w:t>）</w:t>
       </w:r>
-      <w:r>
-        <w:rPr>
-          <w:rFonts w:ascii="Times New Roman" w:hAnsi="Times New Roman" w:eastAsia="Times New Roman" w:cs="Times New Roman"/>
-        </w:rPr>
-        <w:t xml:space="preserve"> </w:t>
-      </w:r>
-      <w:r>
-        <w:rPr>
-          <w:rFonts w:ascii="Times New Roman" w:hAnsi="Times New Roman" w:eastAsia="Times New Roman" w:cs="Times New Roman"/>
-        </w:rPr>
-        <w:t xml:space="preserve">-</w:t>
-      </w:r>
-      <w:r>
-        <w:rPr>
-          <w:rFonts w:ascii="Times New Roman" w:hAnsi="Times New Roman" w:eastAsia="Times New Roman" w:cs="Times New Roman"/>
-        </w:rPr>
-        <w:t xml:space="preserve"> </w:t>
-      </w:r>
+    </w:p>
+    <w:p>
+      <w:pPr>
+        <w:pStyle w:val="BodyText"/>
+        <w:ind w:firstLine="420"/>
+      </w:pPr>
       <m:oMath>
         <m:r>
           <m:t>R</m:t>
@@ -12789,24 +13064,11 @@
         </w:rPr>
         <w:t>）</w:t>
       </w:r>
-      <w:r>
-        <w:rPr>
-          <w:rFonts w:ascii="Times New Roman" w:hAnsi="Times New Roman" w:eastAsia="Times New Roman" w:cs="Times New Roman"/>
-        </w:rPr>
-        <w:t xml:space="preserve"> </w:t>
-      </w:r>
-      <w:r>
-        <w:rPr>
-          <w:rFonts w:ascii="Times New Roman" w:hAnsi="Times New Roman" w:eastAsia="Times New Roman" w:cs="Times New Roman"/>
-        </w:rPr>
-        <w:t xml:space="preserve">-</w:t>
-      </w:r>
-      <w:r>
-        <w:rPr>
-          <w:rFonts w:ascii="Times New Roman" w:hAnsi="Times New Roman" w:eastAsia="Times New Roman" w:cs="Times New Roman"/>
-        </w:rPr>
-        <w:t xml:space="preserve"> </w:t>
-      </w:r>
+    </w:p>
+    <w:p>
+      <w:pPr>
+        <w:pStyle w:val="BodyText"/>
+      </w:pPr>
       <m:oMath>
         <m:r>
           <m:t>R</m:t>
@@ -12909,7 +13171,7 @@
       </w:r>
     </w:p>
     <w:bookmarkEnd w:id="17"/>
-    <w:bookmarkStart w:id="18" w:name="七组合与-stirling7"/>
+    <w:bookmarkStart w:id="18" w:name="组合与-stirling7"/>
     <w:p>
       <w:pPr>
         <w:pStyle w:val="Heading2"/>
@@ -12917,21 +13179,15 @@
       </w:pPr>
       <w:r>
         <w:rPr>
+          <w:rFonts w:ascii="Times New Roman" w:hAnsi="Times New Roman" w:eastAsia="Times New Roman" w:cs="Times New Roman"/>
+        </w:rPr>
+        <w:t xml:space="preserve">§7 </w:t>
+      </w:r>
+      <w:r>
+        <w:rPr>
           <w:rFonts w:hint="eastAsia" w:ascii="Times New Roman" w:hAnsi="Times New Roman" w:eastAsia="SimHei" w:cs="Times New Roman"/>
         </w:rPr>
-        <w:t>七</w:t>
-      </w:r>
-      <w:r>
-        <w:rPr>
-          <w:rFonts w:hint="eastAsia" w:ascii="Times New Roman" w:hAnsi="Times New Roman" w:eastAsia="Times New Roman" w:cs="Times New Roman"/>
-        </w:rPr>
-        <w:t>、</w:t>
-      </w:r>
-      <w:r>
-        <w:rPr>
-          <w:rFonts w:hint="eastAsia" w:ascii="Times New Roman" w:hAnsi="Times New Roman" w:eastAsia="SimHei" w:cs="Times New Roman"/>
-        </w:rPr>
-        <w:t>组合与</w:t>
+        <w:t xml:space="preserve">组合与</w:t>
       </w:r>
       <w:r>
         <w:rPr>
@@ -12948,11 +13204,8 @@
     </w:p>
     <w:p>
       <w:pPr>
-        <w:pStyle w:val="Compact"/>
-        <w:numPr>
-          <w:ilvl w:val="0"/>
-          <w:numId w:val="1001"/>
-        </w:numPr>
+        <w:pStyle w:val="FirstParagraph"/>
+        <w:ind w:firstLine="420"/>
       </w:pPr>
       <w:r>
         <w:rPr>
@@ -13178,11 +13431,7 @@
     </w:p>
     <w:p>
       <w:pPr>
-        <w:pStyle w:val="Compact"/>
-        <w:numPr>
-          <w:ilvl w:val="0"/>
-          <w:numId w:val="1001"/>
-        </w:numPr>
+        <w:pStyle w:val="BodyText"/>
       </w:pPr>
       <m:oMath>
         <m:oMathPr>
@@ -13347,11 +13596,8 @@
     </w:p>
     <w:p>
       <w:pPr>
-        <w:pStyle w:val="Compact"/>
-        <w:numPr>
-          <w:ilvl w:val="0"/>
-          <w:numId w:val="1001"/>
-        </w:numPr>
+        <w:pStyle w:val="BodyText"/>
+        <w:ind w:firstLine="420"/>
       </w:pPr>
       <w:r>
         <w:rPr>
@@ -13481,11 +13727,8 @@
     </w:p>
     <w:p>
       <w:pPr>
-        <w:pStyle w:val="Compact"/>
-        <w:numPr>
-          <w:ilvl w:val="0"/>
-          <w:numId w:val="1001"/>
-        </w:numPr>
+        <w:pStyle w:val="BodyText"/>
+        <w:ind w:firstLine="420"/>
       </w:pPr>
       <w:r>
         <w:rPr>
@@ -13620,11 +13863,7 @@
     </w:p>
     <w:p>
       <w:pPr>
-        <w:pStyle w:val="Compact"/>
-        <w:numPr>
-          <w:ilvl w:val="0"/>
-          <w:numId w:val="1001"/>
-        </w:numPr>
+        <w:pStyle w:val="BodyText"/>
       </w:pPr>
       <m:oMath>
         <m:oMathPr>
@@ -13729,7 +13968,7 @@
     </w:p>
     <w:p>
       <w:pPr>
-        <w:pStyle w:val="FirstParagraph"/>
+        <w:pStyle w:val="BodyText"/>
       </w:pPr>
       <w:r>
         <w:rPr>
@@ -13981,6 +14220,15 @@
         <w:tblStyle w:val="Table"/>
         <w:tblW w:type="auto" w:w="0"/>
         <w:tblLook w:firstRow="1" w:lastRow="0" w:firstColumn="0" w:lastColumn="0" w:noHBand="0" w:noVBand="0" w:val="0020"/>
+        <w:jc w:val="center"/>
+        <w:tblBorders>
+          <w:top w:val="single" w:sz="12" w:space="0" w:color="333333"/>
+          <w:bottom w:val="single" w:sz="12" w:space="0" w:color="333333"/>
+          <w:left w:val="none"/>
+          <w:right w:val="none"/>
+          <w:insideH w:val="none"/>
+          <w:insideV w:val="none"/>
+        </w:tblBorders>
       </w:tblPr>
       <w:tblGrid>
         <w:gridCol w:w="2640"/>
@@ -13992,7 +14240,11 @@
           <w:tblHeader w:val="on"/>
         </w:trPr>
         <w:tc>
-          <w:tcPr/>
+          <w:tcPr>
+            <w:tcBorders>
+              <w:bottom w:val="single" w:sz="6" w:space="0" w:color="333333"/>
+            </w:tcBorders>
+          </w:tcPr>
           <w:p>
             <w:pPr>
               <w:pStyle w:val="Compact"/>
@@ -14013,7 +14265,11 @@
           </w:p>
         </w:tc>
         <w:tc>
-          <w:tcPr/>
+          <w:tcPr>
+            <w:tcBorders>
+              <w:bottom w:val="single" w:sz="6" w:space="0" w:color="333333"/>
+            </w:tcBorders>
+          </w:tcPr>
           <w:p>
             <w:pPr>
               <w:pStyle w:val="Compact"/>
@@ -14053,7 +14309,11 @@
           </w:p>
         </w:tc>
         <w:tc>
-          <w:tcPr/>
+          <w:tcPr>
+            <w:tcBorders>
+              <w:bottom w:val="single" w:sz="6" w:space="0" w:color="333333"/>
+            </w:tcBorders>
+          </w:tcPr>
           <w:p>
             <w:pPr>
               <w:pStyle w:val="Compact"/>
@@ -14326,6 +14586,7 @@
       <w:pPr>
         <w:pStyle w:val="BodyText"/>
         <w:spacing w:before="120"/>
+        <w:ind w:firstLine="420"/>
       </w:pPr>
       <w:r>
         <w:rPr>
@@ -14344,11 +14605,7 @@
     </w:p>
     <w:p>
       <w:pPr>
-        <w:pStyle w:val="Compact"/>
-        <w:numPr>
-          <w:ilvl w:val="0"/>
-          <w:numId w:val="1002"/>
-        </w:numPr>
+        <w:pStyle w:val="BodyText"/>
       </w:pPr>
       <m:oMath>
         <m:oMathPr>
@@ -14390,11 +14647,8 @@
     </w:p>
     <w:p>
       <w:pPr>
-        <w:pStyle w:val="Compact"/>
-        <w:numPr>
-          <w:ilvl w:val="0"/>
-          <w:numId w:val="1002"/>
-        </w:numPr>
+        <w:pStyle w:val="BodyText"/>
+        <w:ind w:firstLine="420"/>
       </w:pPr>
       <m:oMath>
         <m:oMathPr>
@@ -14626,11 +14880,8 @@
     </w:p>
     <w:p>
       <w:pPr>
-        <w:pStyle w:val="Compact"/>
-        <w:numPr>
-          <w:ilvl w:val="0"/>
-          <w:numId w:val="1002"/>
-        </w:numPr>
+        <w:pStyle w:val="BodyText"/>
+        <w:ind w:firstLine="420"/>
       </w:pPr>
       <w:r>
         <w:rPr>
@@ -14855,7 +15106,7 @@
       </w:r>
     </w:p>
     <w:bookmarkEnd w:id="18"/>
-    <w:bookmarkStart w:id="19" w:name="八量纲速查6"/>
+    <w:bookmarkStart w:id="19" w:name="量纲速查6"/>
     <w:p>
       <w:pPr>
         <w:pStyle w:val="Heading2"/>
@@ -14863,15 +15114,9 @@
       </w:pPr>
       <w:r>
         <w:rPr>
-          <w:rFonts w:hint="eastAsia" w:ascii="Times New Roman" w:hAnsi="Times New Roman" w:eastAsia="SimHei" w:cs="Times New Roman"/>
-        </w:rPr>
-        <w:t>八</w:t>
-      </w:r>
-      <w:r>
-        <w:rPr>
-          <w:rFonts w:hint="eastAsia" w:ascii="Times New Roman" w:hAnsi="Times New Roman" w:eastAsia="Times New Roman" w:cs="Times New Roman"/>
-        </w:rPr>
-        <w:t>、</w:t>
+          <w:rFonts w:ascii="Times New Roman" w:hAnsi="Times New Roman" w:eastAsia="Times New Roman" w:cs="Times New Roman"/>
+        </w:rPr>
+        <w:t xml:space="preserve">§8 </w:t>
       </w:r>
       <w:r>
         <w:rPr>
@@ -14891,6 +15136,15 @@
         <w:tblStyle w:val="Table"/>
         <w:tblW w:type="auto" w:w="0"/>
         <w:tblLook w:firstRow="1" w:lastRow="0" w:firstColumn="0" w:lastColumn="0" w:noHBand="0" w:noVBand="0" w:val="0020"/>
+        <w:jc w:val="center"/>
+        <w:tblBorders>
+          <w:top w:val="single" w:sz="12" w:space="0" w:color="333333"/>
+          <w:bottom w:val="single" w:sz="12" w:space="0" w:color="333333"/>
+          <w:left w:val="none"/>
+          <w:right w:val="none"/>
+          <w:insideH w:val="none"/>
+          <w:insideV w:val="none"/>
+        </w:tblBorders>
       </w:tblPr>
       <w:tblGrid>
         <w:gridCol w:w="3960"/>
@@ -14901,7 +15155,11 @@
           <w:tblHeader w:val="on"/>
         </w:trPr>
         <w:tc>
-          <w:tcPr/>
+          <w:tcPr>
+            <w:tcBorders>
+              <w:bottom w:val="single" w:sz="6" w:space="0" w:color="333333"/>
+            </w:tcBorders>
+          </w:tcPr>
           <w:p>
             <w:pPr>
               <w:pStyle w:val="Compact"/>
@@ -14917,7 +15175,11 @@
           </w:p>
         </w:tc>
         <w:tc>
-          <w:tcPr/>
+          <w:tcPr>
+            <w:tcBorders>
+              <w:bottom w:val="single" w:sz="6" w:space="0" w:color="333333"/>
+            </w:tcBorders>
+          </w:tcPr>
           <w:p>
             <w:pPr>
               <w:pStyle w:val="Compact"/>
@@ -15596,6 +15858,7 @@
       <w:pPr>
         <w:pStyle w:val="BodyText"/>
         <w:spacing w:before="120"/>
+        <w:ind w:firstLine="420"/>
       </w:pPr>
       <w:r>
         <w:rPr>
@@ -15689,6 +15952,7 @@
     <w:p>
       <w:pPr>
         <w:pStyle w:val="BodyText"/>
+        <w:ind w:firstLine="420"/>
       </w:pPr>
       <w:r>
         <w:rPr>
@@ -15764,7 +16028,7 @@
       </w:r>
     </w:p>
     <w:bookmarkEnd w:id="19"/>
-    <w:bookmarkStart w:id="20" w:name="九易错清单按出现频率排序"/>
+    <w:bookmarkStart w:id="20" w:name="易错清单按出现频率排序"/>
     <w:p>
       <w:pPr>
         <w:pStyle w:val="Heading2"/>
@@ -15772,15 +16036,9 @@
       </w:pPr>
       <w:r>
         <w:rPr>
-          <w:rFonts w:hint="eastAsia" w:ascii="Times New Roman" w:hAnsi="Times New Roman" w:eastAsia="SimHei" w:cs="Times New Roman"/>
-        </w:rPr>
-        <w:t>九</w:t>
-      </w:r>
-      <w:r>
-        <w:rPr>
-          <w:rFonts w:hint="eastAsia" w:ascii="Times New Roman" w:hAnsi="Times New Roman" w:eastAsia="Times New Roman" w:cs="Times New Roman"/>
-        </w:rPr>
-        <w:t>、</w:t>
+          <w:rFonts w:ascii="Times New Roman" w:hAnsi="Times New Roman" w:eastAsia="Times New Roman" w:cs="Times New Roman"/>
+        </w:rPr>
+        <w:t xml:space="preserve">§9 </w:t>
       </w:r>
       <w:r>
         <w:rPr>
@@ -15812,8 +16070,9 @@
         <w:pStyle w:val="Compact"/>
         <w:numPr>
           <w:ilvl w:val="0"/>
-          <w:numId w:val="1003"/>
+          <w:numId w:val="1001"/>
         </w:numPr>
+        <w:ind w:firstLine="420"/>
       </w:pPr>
       <m:oMath>
         <m:r>
@@ -15917,8 +16176,9 @@
         <w:pStyle w:val="Compact"/>
         <w:numPr>
           <w:ilvl w:val="0"/>
-          <w:numId w:val="1003"/>
+          <w:numId w:val="1001"/>
         </w:numPr>
+        <w:ind w:firstLine="420"/>
       </w:pPr>
       <m:oMath>
         <m:r>
@@ -15972,8 +16232,9 @@
         <w:pStyle w:val="Compact"/>
         <w:numPr>
           <w:ilvl w:val="0"/>
-          <w:numId w:val="1003"/>
+          <w:numId w:val="1001"/>
         </w:numPr>
+        <w:ind w:firstLine="420"/>
       </w:pPr>
       <m:oMath>
         <m:oMathPr>
@@ -16201,8 +16462,9 @@
         <w:pStyle w:val="Compact"/>
         <w:numPr>
           <w:ilvl w:val="0"/>
-          <w:numId w:val="1003"/>
+          <w:numId w:val="1001"/>
         </w:numPr>
+        <w:ind w:firstLine="420"/>
       </w:pPr>
       <w:r>
         <w:rPr>
@@ -16317,8 +16579,9 @@
         <w:pStyle w:val="Compact"/>
         <w:numPr>
           <w:ilvl w:val="0"/>
-          <w:numId w:val="1003"/>
+          <w:numId w:val="1001"/>
         </w:numPr>
+        <w:ind w:firstLine="420"/>
       </w:pPr>
       <w:r>
         <w:rPr>
@@ -16411,8 +16674,9 @@
         <w:pStyle w:val="Compact"/>
         <w:numPr>
           <w:ilvl w:val="0"/>
-          <w:numId w:val="1003"/>
+          <w:numId w:val="1001"/>
         </w:numPr>
+        <w:ind w:firstLine="420"/>
       </w:pPr>
       <w:r>
         <w:rPr>
@@ -16473,8 +16737,9 @@
         <w:pStyle w:val="Compact"/>
         <w:numPr>
           <w:ilvl w:val="0"/>
-          <w:numId w:val="1003"/>
+          <w:numId w:val="1001"/>
         </w:numPr>
+        <w:ind w:firstLine="420"/>
       </w:pPr>
       <w:r>
         <w:rPr>
@@ -16678,8 +16943,9 @@
         <w:pStyle w:val="Compact"/>
         <w:numPr>
           <w:ilvl w:val="0"/>
-          <w:numId w:val="1003"/>
+          <w:numId w:val="1001"/>
         </w:numPr>
+        <w:ind w:firstLine="420"/>
       </w:pPr>
       <w:r>
         <w:rPr>
@@ -16753,8 +17019,9 @@
         <w:pStyle w:val="Compact"/>
         <w:numPr>
           <w:ilvl w:val="0"/>
-          <w:numId w:val="1003"/>
+          <w:numId w:val="1001"/>
         </w:numPr>
+        <w:ind w:firstLine="420"/>
       </w:pPr>
       <w:r>
         <w:rPr>
@@ -16792,8 +17059,9 @@
         <w:pStyle w:val="Compact"/>
         <w:numPr>
           <w:ilvl w:val="0"/>
-          <w:numId w:val="1003"/>
+          <w:numId w:val="1001"/>
         </w:numPr>
+        <w:ind w:firstLine="420"/>
       </w:pPr>
       <w:r>
         <w:rPr>
@@ -16848,7 +17116,9 @@
     </w:p>
     <w:p>
       <w:pPr>
-        <w:pStyle w:val="BodyText"/>
+        <w:pStyle w:val="FirstParagraph"/>
+        <w:spacing w:after="80"/>
+        <w:ind w:firstLine="420"/>
       </w:pPr>
       <w:r>
         <w:rPr>
@@ -16856,618 +17126,580 @@
         </w:rPr>
         <w:t xml:space="preserve">讲次索引</w:t>
       </w:r>
-      <w:r>
-        <w:rPr>
-          <w:rFonts w:ascii="Times New Roman" w:hAnsi="Times New Roman" w:eastAsia="Times New Roman" w:cs="Times New Roman"/>
-        </w:rPr>
-        <w:t xml:space="preserve"> </w:t>
-      </w:r>
-      <w:r>
-        <w:rPr>
-          <w:rFonts w:ascii="Times New Roman" w:hAnsi="Times New Roman" w:eastAsia="Times New Roman" w:cs="Times New Roman"/>
-        </w:rPr>
-        <w:t xml:space="preserve">| </w:t>
-      </w:r>
-      <w:r>
-        <w:rPr>
-          <w:rFonts w:hint="eastAsia" w:ascii="Times New Roman" w:hAnsi="Times New Roman" w:eastAsia="FangSong" w:cs="Times New Roman"/>
-        </w:rPr>
-        <w:t xml:space="preserve">需要什么</w:t>
-      </w:r>
-      <w:r>
-        <w:rPr>
-          <w:rFonts w:ascii="Times New Roman" w:hAnsi="Times New Roman" w:eastAsia="Times New Roman" w:cs="Times New Roman"/>
-        </w:rPr>
-        <w:t xml:space="preserve"> | </w:t>
-      </w:r>
-      <w:r>
-        <w:rPr>
-          <w:rFonts w:hint="eastAsia" w:ascii="Times New Roman" w:hAnsi="Times New Roman" w:eastAsia="FangSong" w:cs="Times New Roman"/>
-        </w:rPr>
-        <w:t xml:space="preserve">看哪一讲</w:t>
-      </w:r>
-      <w:r>
-        <w:rPr>
-          <w:rFonts w:ascii="Times New Roman" w:hAnsi="Times New Roman" w:eastAsia="Times New Roman" w:cs="Times New Roman"/>
-        </w:rPr>
-        <w:t xml:space="preserve"> |</w:t>
-      </w:r>
-      <w:r>
-        <w:rPr>
-          <w:rFonts w:ascii="Times New Roman" w:hAnsi="Times New Roman" w:eastAsia="Times New Roman" w:cs="Times New Roman"/>
-        </w:rPr>
-        <w:t xml:space="preserve"> </w:t>
-      </w:r>
-      <w:r>
-        <w:rPr>
-          <w:rFonts w:ascii="Times New Roman" w:hAnsi="Times New Roman" w:eastAsia="Times New Roman" w:cs="Times New Roman"/>
-        </w:rPr>
-        <w:t xml:space="preserve">|:–|:–|</w:t>
-      </w:r>
-      <w:r>
-        <w:rPr>
-          <w:rFonts w:ascii="Times New Roman" w:hAnsi="Times New Roman" w:eastAsia="Times New Roman" w:cs="Times New Roman"/>
-        </w:rPr>
-        <w:t xml:space="preserve"> </w:t>
-      </w:r>
-      <w:r>
-        <w:rPr>
-          <w:rFonts w:ascii="Times New Roman" w:hAnsi="Times New Roman" w:eastAsia="Times New Roman" w:cs="Times New Roman"/>
-        </w:rPr>
-        <w:t xml:space="preserve">| </w:t>
-      </w:r>
-      <w:r>
-        <w:rPr>
-          <w:rFonts w:hint="eastAsia" w:ascii="Times New Roman" w:hAnsi="Times New Roman" w:eastAsia="FangSong" w:cs="Times New Roman"/>
-        </w:rPr>
-        <w:t>函数图像</w:t>
-      </w:r>
-      <w:r>
-        <w:rPr>
-          <w:rFonts w:hint="eastAsia" w:ascii="Times New Roman" w:hAnsi="Times New Roman" w:eastAsia="Times New Roman" w:cs="Times New Roman"/>
-        </w:rPr>
-        <w:t>、</w:t>
-      </w:r>
-      <w:r>
-        <w:rPr>
-          <w:rFonts w:hint="eastAsia" w:ascii="Times New Roman" w:hAnsi="Times New Roman" w:eastAsia="FangSong" w:cs="Times New Roman"/>
-        </w:rPr>
-        <w:t>线性化</w:t>
-      </w:r>
-      <w:r>
-        <w:rPr>
-          <w:rFonts w:hint="eastAsia" w:ascii="Times New Roman" w:hAnsi="Times New Roman" w:eastAsia="Times New Roman" w:cs="Times New Roman"/>
-        </w:rPr>
-        <w:t>、</w:t>
-      </w:r>
-      <w:r>
-        <w:rPr>
-          <w:rFonts w:hint="eastAsia" w:ascii="Times New Roman" w:hAnsi="Times New Roman" w:eastAsia="FangSong" w:cs="Times New Roman"/>
-        </w:rPr>
-        <w:t>最小二乘</w:t>
-      </w:r>
-      <w:r>
-        <w:rPr>
-          <w:rFonts w:ascii="Times New Roman" w:hAnsi="Times New Roman" w:eastAsia="Times New Roman" w:cs="Times New Roman"/>
-        </w:rPr>
-        <w:t xml:space="preserve"> | </w:t>
-      </w:r>
-      <w:r>
-        <w:rPr>
-          <w:rFonts w:hint="eastAsia" w:ascii="Times New Roman" w:hAnsi="Times New Roman" w:eastAsia="FangSong" w:cs="Times New Roman"/>
-        </w:rPr>
-        <w:t xml:space="preserve">第</w:t>
-      </w:r>
-      <w:r>
-        <w:rPr>
-          <w:rFonts w:ascii="Times New Roman" w:hAnsi="Times New Roman" w:eastAsia="Times New Roman" w:cs="Times New Roman"/>
-        </w:rPr>
-        <w:t xml:space="preserve"> 1 </w:t>
-      </w:r>
-      <w:r>
-        <w:rPr>
-          <w:rFonts w:hint="eastAsia" w:ascii="Times New Roman" w:hAnsi="Times New Roman" w:eastAsia="FangSong" w:cs="Times New Roman"/>
-        </w:rPr>
-        <w:t xml:space="preserve">讲</w:t>
-      </w:r>
-      <w:r>
-        <w:rPr>
-          <w:rFonts w:ascii="Times New Roman" w:hAnsi="Times New Roman" w:eastAsia="Times New Roman" w:cs="Times New Roman"/>
-        </w:rPr>
-        <w:t xml:space="preserve"> |</w:t>
-      </w:r>
-      <w:r>
-        <w:rPr>
-          <w:rFonts w:ascii="Times New Roman" w:hAnsi="Times New Roman" w:eastAsia="Times New Roman" w:cs="Times New Roman"/>
-        </w:rPr>
-        <w:t xml:space="preserve"> </w:t>
-      </w:r>
-      <w:r>
-        <w:rPr>
-          <w:rFonts w:ascii="Times New Roman" w:hAnsi="Times New Roman" w:eastAsia="Times New Roman" w:cs="Times New Roman"/>
-        </w:rPr>
-        <w:t xml:space="preserve">|</w:t>
-      </w:r>
-      <w:r>
-        <w:rPr>
-          <w:rFonts w:ascii="Times New Roman" w:hAnsi="Times New Roman" w:eastAsia="Times New Roman" w:cs="Times New Roman"/>
-        </w:rPr>
-        <w:t xml:space="preserve"> </w:t>
-      </w:r>
-      <w:r>
-        <w:rPr>
-          <w:rStyle w:val="VerbatimChar"/>
-          <w:rFonts w:ascii="Times New Roman" w:hAnsi="Times New Roman" w:eastAsia="Times New Roman" w:cs="Times New Roman"/>
-        </w:rPr>
-        <w:t xml:space="preserve">ln</w:t>
-      </w:r>
-      <w:r>
-        <w:rPr>
-          <w:rFonts w:ascii="Times New Roman" w:hAnsi="Times New Roman" w:eastAsia="Times New Roman" w:cs="Times New Roman"/>
-        </w:rPr>
-        <w:t xml:space="preserve"> </w:t>
-      </w:r>
-      <w:r>
-        <w:rPr>
-          <w:rFonts w:hint="eastAsia" w:ascii="Times New Roman" w:hAnsi="Times New Roman" w:eastAsia="FangSong" w:cs="Times New Roman"/>
-        </w:rPr>
-        <w:t>运算</w:t>
-      </w:r>
-      <w:r>
-        <w:rPr>
-          <w:rFonts w:hint="eastAsia" w:ascii="Times New Roman" w:hAnsi="Times New Roman" w:eastAsia="Times New Roman" w:cs="Times New Roman"/>
-        </w:rPr>
-        <w:t>、pH、</w:t>
-      </w:r>
-      <w:r>
-        <w:rPr>
-          <w:rStyle w:val="VerbatimChar"/>
-          <w:rFonts w:ascii="Times New Roman" w:hAnsi="Times New Roman" w:eastAsia="Times New Roman" w:cs="Times New Roman"/>
-        </w:rPr>
-        <w:t xml:space="preserve">ln K</w:t>
-      </w:r>
-      <w:r>
-        <w:rPr>
-          <w:rFonts w:ascii="Times New Roman" w:hAnsi="Times New Roman" w:eastAsia="Times New Roman" w:cs="Times New Roman"/>
-        </w:rPr>
-        <w:t xml:space="preserve"> </w:t>
-      </w:r>
-      <w:r>
-        <w:rPr>
-          <w:rFonts w:ascii="Times New Roman" w:hAnsi="Times New Roman" w:eastAsia="Times New Roman" w:cs="Times New Roman"/>
-        </w:rPr>
-        <w:t xml:space="preserve">| </w:t>
-      </w:r>
-      <w:r>
-        <w:rPr>
-          <w:rFonts w:hint="eastAsia" w:ascii="Times New Roman" w:hAnsi="Times New Roman" w:eastAsia="FangSong" w:cs="Times New Roman"/>
-        </w:rPr>
-        <w:t xml:space="preserve">第</w:t>
-      </w:r>
-      <w:r>
-        <w:rPr>
-          <w:rFonts w:ascii="Times New Roman" w:hAnsi="Times New Roman" w:eastAsia="Times New Roman" w:cs="Times New Roman"/>
-        </w:rPr>
-        <w:t xml:space="preserve"> 2 </w:t>
-      </w:r>
-      <w:r>
-        <w:rPr>
-          <w:rFonts w:hint="eastAsia" w:ascii="Times New Roman" w:hAnsi="Times New Roman" w:eastAsia="FangSong" w:cs="Times New Roman"/>
-        </w:rPr>
-        <w:t xml:space="preserve">讲</w:t>
-      </w:r>
-      <w:r>
-        <w:rPr>
-          <w:rFonts w:ascii="Times New Roman" w:hAnsi="Times New Roman" w:eastAsia="Times New Roman" w:cs="Times New Roman"/>
-        </w:rPr>
-        <w:t xml:space="preserve"> |</w:t>
-      </w:r>
-      <w:r>
-        <w:rPr>
-          <w:rFonts w:ascii="Times New Roman" w:hAnsi="Times New Roman" w:eastAsia="Times New Roman" w:cs="Times New Roman"/>
-        </w:rPr>
-        <w:t xml:space="preserve"> </w:t>
-      </w:r>
-      <w:r>
-        <w:rPr>
-          <w:rFonts w:ascii="Times New Roman" w:hAnsi="Times New Roman" w:eastAsia="Times New Roman" w:cs="Times New Roman"/>
-        </w:rPr>
-        <w:t xml:space="preserve">| </w:t>
-      </w:r>
-      <w:r>
-        <w:rPr>
-          <w:rFonts w:hint="eastAsia" w:ascii="Times New Roman" w:hAnsi="Times New Roman" w:eastAsia="FangSong" w:cs="Times New Roman"/>
-        </w:rPr>
-        <w:t>导数</w:t>
-      </w:r>
-      <w:r>
-        <w:rPr>
-          <w:rFonts w:hint="eastAsia" w:ascii="Times New Roman" w:hAnsi="Times New Roman" w:eastAsia="Times New Roman" w:cs="Times New Roman"/>
-        </w:rPr>
-        <w:t>、</w:t>
-      </w:r>
-      <w:r>
-        <w:rPr>
-          <w:rFonts w:hint="eastAsia" w:ascii="Times New Roman" w:hAnsi="Times New Roman" w:eastAsia="FangSong" w:cs="Times New Roman"/>
-        </w:rPr>
-        <w:t>微分</w:t>
-      </w:r>
-      <w:r>
-        <w:rPr>
-          <w:rFonts w:hint="eastAsia" w:ascii="Times New Roman" w:hAnsi="Times New Roman" w:eastAsia="Times New Roman" w:cs="Times New Roman"/>
-        </w:rPr>
-        <w:t>、</w:t>
-      </w:r>
-      <w:r>
-        <w:rPr>
-          <w:rFonts w:hint="eastAsia" w:ascii="Times New Roman" w:hAnsi="Times New Roman" w:eastAsia="FangSong" w:cs="Times New Roman"/>
-        </w:rPr>
-        <w:t>极值</w:t>
-      </w:r>
-      <w:r>
-        <w:rPr>
-          <w:rFonts w:ascii="Times New Roman" w:hAnsi="Times New Roman" w:eastAsia="Times New Roman" w:cs="Times New Roman"/>
-        </w:rPr>
-        <w:t xml:space="preserve"> | </w:t>
-      </w:r>
-      <w:r>
-        <w:rPr>
-          <w:rFonts w:hint="eastAsia" w:ascii="Times New Roman" w:hAnsi="Times New Roman" w:eastAsia="FangSong" w:cs="Times New Roman"/>
-        </w:rPr>
-        <w:t xml:space="preserve">第</w:t>
-      </w:r>
-      <w:r>
-        <w:rPr>
-          <w:rFonts w:ascii="Times New Roman" w:hAnsi="Times New Roman" w:eastAsia="Times New Roman" w:cs="Times New Roman"/>
-        </w:rPr>
-        <w:t xml:space="preserve"> 3 </w:t>
-      </w:r>
-      <w:r>
-        <w:rPr>
-          <w:rFonts w:hint="eastAsia" w:ascii="Times New Roman" w:hAnsi="Times New Roman" w:eastAsia="FangSong" w:cs="Times New Roman"/>
-        </w:rPr>
-        <w:t xml:space="preserve">讲</w:t>
-      </w:r>
-      <w:r>
-        <w:rPr>
-          <w:rFonts w:ascii="Times New Roman" w:hAnsi="Times New Roman" w:eastAsia="Times New Roman" w:cs="Times New Roman"/>
-        </w:rPr>
-        <w:t xml:space="preserve"> |</w:t>
-      </w:r>
-      <w:r>
-        <w:rPr>
-          <w:rFonts w:ascii="Times New Roman" w:hAnsi="Times New Roman" w:eastAsia="Times New Roman" w:cs="Times New Roman"/>
-        </w:rPr>
-        <w:t xml:space="preserve"> </w:t>
-      </w:r>
-      <w:r>
-        <w:rPr>
-          <w:rFonts w:ascii="Times New Roman" w:hAnsi="Times New Roman" w:eastAsia="Times New Roman" w:cs="Times New Roman"/>
-        </w:rPr>
-        <w:t xml:space="preserve">| </w:t>
-      </w:r>
-      <w:r>
-        <w:rPr>
-          <w:rFonts w:hint="eastAsia" w:ascii="Times New Roman" w:hAnsi="Times New Roman" w:eastAsia="FangSong" w:cs="Times New Roman"/>
-        </w:rPr>
-        <w:t>积分</w:t>
-      </w:r>
-      <w:r>
-        <w:rPr>
-          <w:rFonts w:hint="eastAsia" w:ascii="Times New Roman" w:hAnsi="Times New Roman" w:eastAsia="Times New Roman" w:cs="Times New Roman"/>
-        </w:rPr>
-        <w:t>、</w:t>
-      </w:r>
-      <w:r>
-        <w:rPr>
-          <w:rFonts w:hint="eastAsia" w:ascii="Times New Roman" w:hAnsi="Times New Roman" w:eastAsia="FangSong" w:cs="Times New Roman"/>
-        </w:rPr>
-        <w:t>速率方程推导</w:t>
-      </w:r>
-      <w:r>
-        <w:rPr>
-          <w:rFonts w:hint="eastAsia" w:ascii="Times New Roman" w:hAnsi="Times New Roman" w:eastAsia="Times New Roman" w:cs="Times New Roman"/>
-        </w:rPr>
-        <w:t>、</w:t>
-      </w:r>
-      <w:r>
-        <w:rPr>
-          <w:rFonts w:hint="eastAsia" w:ascii="Times New Roman" w:hAnsi="Times New Roman" w:eastAsia="FangSong" w:cs="Times New Roman"/>
-        </w:rPr>
-        <w:t>半衰期</w:t>
-      </w:r>
-      <w:r>
-        <w:rPr>
-          <w:rFonts w:ascii="Times New Roman" w:hAnsi="Times New Roman" w:eastAsia="Times New Roman" w:cs="Times New Roman"/>
-        </w:rPr>
-        <w:t xml:space="preserve"> | </w:t>
-      </w:r>
-      <w:r>
-        <w:rPr>
-          <w:rFonts w:hint="eastAsia" w:ascii="Times New Roman" w:hAnsi="Times New Roman" w:eastAsia="FangSong" w:cs="Times New Roman"/>
-        </w:rPr>
-        <w:t xml:space="preserve">第</w:t>
-      </w:r>
-      <w:r>
-        <w:rPr>
-          <w:rFonts w:ascii="Times New Roman" w:hAnsi="Times New Roman" w:eastAsia="Times New Roman" w:cs="Times New Roman"/>
-        </w:rPr>
-        <w:t xml:space="preserve"> 4 </w:t>
-      </w:r>
-      <w:r>
-        <w:rPr>
-          <w:rFonts w:hint="eastAsia" w:ascii="Times New Roman" w:hAnsi="Times New Roman" w:eastAsia="FangSong" w:cs="Times New Roman"/>
-        </w:rPr>
-        <w:t xml:space="preserve">讲</w:t>
-      </w:r>
-      <w:r>
-        <w:rPr>
-          <w:rFonts w:ascii="Times New Roman" w:hAnsi="Times New Roman" w:eastAsia="Times New Roman" w:cs="Times New Roman"/>
-        </w:rPr>
-        <w:t xml:space="preserve"> |</w:t>
-      </w:r>
-      <w:r>
-        <w:rPr>
-          <w:rFonts w:ascii="Times New Roman" w:hAnsi="Times New Roman" w:eastAsia="Times New Roman" w:cs="Times New Roman"/>
-        </w:rPr>
-        <w:t xml:space="preserve"> </w:t>
-      </w:r>
-      <w:r>
-        <w:rPr>
-          <w:rFonts w:ascii="Times New Roman" w:hAnsi="Times New Roman" w:eastAsia="Times New Roman" w:cs="Times New Roman"/>
-        </w:rPr>
-        <w:t xml:space="preserve">| </w:t>
-      </w:r>
-      <w:r>
-        <w:rPr>
-          <w:rFonts w:hint="eastAsia" w:ascii="Times New Roman" w:hAnsi="Times New Roman" w:eastAsia="FangSong" w:cs="Times New Roman"/>
-        </w:rPr>
-        <w:t>偏导</w:t>
-      </w:r>
-      <w:r>
-        <w:rPr>
-          <w:rFonts w:hint="eastAsia" w:ascii="Times New Roman" w:hAnsi="Times New Roman" w:eastAsia="Times New Roman" w:cs="Times New Roman"/>
-        </w:rPr>
-        <w:t>、</w:t>
-      </w:r>
-      <w:r>
-        <w:rPr>
-          <w:rFonts w:hint="eastAsia" w:ascii="Times New Roman" w:hAnsi="Times New Roman" w:eastAsia="FangSong" w:cs="Times New Roman"/>
-        </w:rPr>
-        <w:t>全微分</w:t>
-      </w:r>
-      <w:r>
-        <w:rPr>
-          <w:rFonts w:hint="eastAsia" w:ascii="Times New Roman" w:hAnsi="Times New Roman" w:eastAsia="Times New Roman" w:cs="Times New Roman"/>
-        </w:rPr>
-        <w:t>、Maxwell、</w:t>
-      </w:r>
-      <w:r>
-        <w:rPr>
-          <w:rFonts w:hint="eastAsia" w:ascii="Times New Roman" w:hAnsi="Times New Roman" w:eastAsia="FangSong" w:cs="Times New Roman"/>
-        </w:rPr>
-        <w:t>误差传递</w:t>
-      </w:r>
-      <w:r>
-        <w:rPr>
-          <w:rFonts w:ascii="Times New Roman" w:hAnsi="Times New Roman" w:eastAsia="Times New Roman" w:cs="Times New Roman"/>
-        </w:rPr>
-        <w:t xml:space="preserve"> | </w:t>
-      </w:r>
-      <w:r>
-        <w:rPr>
-          <w:rFonts w:hint="eastAsia" w:ascii="Times New Roman" w:hAnsi="Times New Roman" w:eastAsia="FangSong" w:cs="Times New Roman"/>
-        </w:rPr>
-        <w:t xml:space="preserve">第</w:t>
-      </w:r>
-      <w:r>
-        <w:rPr>
-          <w:rFonts w:ascii="Times New Roman" w:hAnsi="Times New Roman" w:eastAsia="Times New Roman" w:cs="Times New Roman"/>
-        </w:rPr>
-        <w:t xml:space="preserve"> 5 </w:t>
-      </w:r>
-      <w:r>
-        <w:rPr>
-          <w:rFonts w:hint="eastAsia" w:ascii="Times New Roman" w:hAnsi="Times New Roman" w:eastAsia="FangSong" w:cs="Times New Roman"/>
-        </w:rPr>
-        <w:t xml:space="preserve">讲</w:t>
-      </w:r>
-      <w:r>
-        <w:rPr>
-          <w:rFonts w:ascii="Times New Roman" w:hAnsi="Times New Roman" w:eastAsia="Times New Roman" w:cs="Times New Roman"/>
-        </w:rPr>
-        <w:t xml:space="preserve"> |</w:t>
-      </w:r>
-      <w:r>
-        <w:rPr>
-          <w:rFonts w:ascii="Times New Roman" w:hAnsi="Times New Roman" w:eastAsia="Times New Roman" w:cs="Times New Roman"/>
-        </w:rPr>
-        <w:t xml:space="preserve"> </w:t>
-      </w:r>
-      <w:r>
-        <w:rPr>
-          <w:rFonts w:ascii="Times New Roman" w:hAnsi="Times New Roman" w:eastAsia="Times New Roman" w:cs="Times New Roman"/>
-        </w:rPr>
-        <w:t xml:space="preserve">| </w:t>
-      </w:r>
-      <w:r>
-        <w:rPr>
-          <w:rFonts w:hint="eastAsia" w:ascii="Times New Roman" w:hAnsi="Times New Roman" w:eastAsia="FangSong" w:cs="Times New Roman"/>
-        </w:rPr>
-        <w:t>量纲</w:t>
-      </w:r>
-      <w:r>
-        <w:rPr>
-          <w:rFonts w:hint="eastAsia" w:ascii="Times New Roman" w:hAnsi="Times New Roman" w:eastAsia="Times New Roman" w:cs="Times New Roman"/>
-        </w:rPr>
-        <w:t>、</w:t>
-      </w:r>
-      <w:r>
-        <w:rPr>
-          <w:rFonts w:hint="eastAsia" w:ascii="Times New Roman" w:hAnsi="Times New Roman" w:eastAsia="FangSong" w:cs="Times New Roman"/>
-        </w:rPr>
-        <w:t>数量级</w:t>
-      </w:r>
-      <w:r>
-        <w:rPr>
-          <w:rFonts w:hint="eastAsia" w:ascii="Times New Roman" w:hAnsi="Times New Roman" w:eastAsia="Times New Roman" w:cs="Times New Roman"/>
-        </w:rPr>
-        <w:t>、</w:t>
-      </w:r>
-      <w:r>
-        <w:rPr>
-          <w:rFonts w:hint="eastAsia" w:ascii="Times New Roman" w:hAnsi="Times New Roman" w:eastAsia="FangSong" w:cs="Times New Roman"/>
-        </w:rPr>
-        <w:t>估算</w:t>
-      </w:r>
-      <w:r>
-        <w:rPr>
-          <w:rFonts w:hint="eastAsia" w:ascii="Times New Roman" w:hAnsi="Times New Roman" w:eastAsia="Times New Roman" w:cs="Times New Roman"/>
-        </w:rPr>
-        <w:t>、</w:t>
-      </w:r>
-      <w:r>
-        <w:rPr>
-          <w:rFonts w:hint="eastAsia" w:ascii="Times New Roman" w:hAnsi="Times New Roman" w:eastAsia="FangSong" w:cs="Times New Roman"/>
-        </w:rPr>
-        <w:t>单位换算</w:t>
-      </w:r>
-      <w:r>
-        <w:rPr>
-          <w:rFonts w:ascii="Times New Roman" w:hAnsi="Times New Roman" w:eastAsia="Times New Roman" w:cs="Times New Roman"/>
-        </w:rPr>
-        <w:t xml:space="preserve"> | </w:t>
-      </w:r>
-      <w:r>
-        <w:rPr>
-          <w:rFonts w:hint="eastAsia" w:ascii="Times New Roman" w:hAnsi="Times New Roman" w:eastAsia="FangSong" w:cs="Times New Roman"/>
-        </w:rPr>
-        <w:t xml:space="preserve">第</w:t>
-      </w:r>
-      <w:r>
-        <w:rPr>
-          <w:rFonts w:ascii="Times New Roman" w:hAnsi="Times New Roman" w:eastAsia="Times New Roman" w:cs="Times New Roman"/>
-        </w:rPr>
-        <w:t xml:space="preserve"> 6 </w:t>
-      </w:r>
-      <w:r>
-        <w:rPr>
-          <w:rFonts w:hint="eastAsia" w:ascii="Times New Roman" w:hAnsi="Times New Roman" w:eastAsia="FangSong" w:cs="Times New Roman"/>
-        </w:rPr>
-        <w:t xml:space="preserve">讲</w:t>
-      </w:r>
-      <w:r>
-        <w:rPr>
-          <w:rFonts w:ascii="Times New Roman" w:hAnsi="Times New Roman" w:eastAsia="Times New Roman" w:cs="Times New Roman"/>
-        </w:rPr>
-        <w:t xml:space="preserve"> |</w:t>
-      </w:r>
-      <w:r>
-        <w:rPr>
-          <w:rFonts w:ascii="Times New Roman" w:hAnsi="Times New Roman" w:eastAsia="Times New Roman" w:cs="Times New Roman"/>
-        </w:rPr>
-        <w:t xml:space="preserve"> </w:t>
-      </w:r>
-      <w:r>
-        <w:rPr>
-          <w:rFonts w:ascii="Times New Roman" w:hAnsi="Times New Roman" w:eastAsia="Times New Roman" w:cs="Times New Roman"/>
-        </w:rPr>
-        <w:t xml:space="preserve">| </w:t>
-      </w:r>
-      <w:r>
-        <w:rPr>
-          <w:rFonts w:hint="eastAsia" w:ascii="Times New Roman" w:hAnsi="Times New Roman" w:eastAsia="FangSong" w:cs="Times New Roman"/>
-        </w:rPr>
-        <w:t>组合</w:t>
-      </w:r>
-      <w:r>
-        <w:rPr>
-          <w:rFonts w:hint="eastAsia" w:ascii="Times New Roman" w:hAnsi="Times New Roman" w:eastAsia="Times New Roman" w:cs="Times New Roman"/>
-        </w:rPr>
-        <w:t>、</w:t>
-      </w:r>
-      <w:r>
-        <w:rPr>
-          <w:rFonts w:hint="eastAsia" w:ascii="Times New Roman" w:hAnsi="Times New Roman" w:eastAsia="FangSong" w:cs="Times New Roman"/>
-        </w:rPr>
-        <w:t>概率</w:t>
-      </w:r>
-      <w:r>
-        <w:rPr>
-          <w:rFonts w:hint="eastAsia" w:ascii="Times New Roman" w:hAnsi="Times New Roman" w:eastAsia="Times New Roman" w:cs="Times New Roman"/>
-        </w:rPr>
-        <w:t>、Stirling、</w:t>
-      </w:r>
-      <m:oMath>
-        <m:oMathPr>
-          <m:ctrlPr>
-            <w:rPr>
-              <w:sz w:val="28"/>
-              <w:szCs w:val="28"/>
-            </w:rPr>
-          </m:ctrlPr>
-        </m:oMathPr>
-        <m:r>
-          <m:t>S</m:t>
-        </m:r>
-        <m:r>
-          <m:rPr>
-            <m:sty m:val="p"/>
-          </m:rPr>
-          <m:t>=</m:t>
-        </m:r>
-        <m:r>
-          <m:t>k</m:t>
-        </m:r>
-        <m:r>
-          <m:rPr>
-            <m:sty m:val="p"/>
-          </m:rPr>
-          <m:t>ln</m:t>
-        </m:r>
-        <m:r>
-          <m:t>W</m:t>
-        </m:r>
-      </m:oMath>
-      <w:r>
-        <w:rPr>
-          <w:rFonts w:ascii="Times New Roman" w:hAnsi="Times New Roman" w:eastAsia="Times New Roman" w:cs="Times New Roman"/>
-        </w:rPr>
-        <w:t xml:space="preserve"> </w:t>
-      </w:r>
-      <w:r>
-        <w:rPr>
-          <w:rFonts w:ascii="Times New Roman" w:hAnsi="Times New Roman" w:eastAsia="Times New Roman" w:cs="Times New Roman"/>
-        </w:rPr>
-        <w:t xml:space="preserve">| </w:t>
-      </w:r>
-      <w:r>
-        <w:rPr>
-          <w:rFonts w:hint="eastAsia" w:ascii="Times New Roman" w:hAnsi="Times New Roman" w:eastAsia="FangSong" w:cs="Times New Roman"/>
-        </w:rPr>
-        <w:t xml:space="preserve">第</w:t>
-      </w:r>
-      <w:r>
-        <w:rPr>
-          <w:rFonts w:ascii="Times New Roman" w:hAnsi="Times New Roman" w:eastAsia="Times New Roman" w:cs="Times New Roman"/>
-        </w:rPr>
-        <w:t xml:space="preserve"> 7 </w:t>
-      </w:r>
-      <w:r>
-        <w:rPr>
-          <w:rFonts w:hint="eastAsia" w:ascii="Times New Roman" w:hAnsi="Times New Roman" w:eastAsia="FangSong" w:cs="Times New Roman"/>
-        </w:rPr>
-        <w:t xml:space="preserve">讲</w:t>
-      </w:r>
-      <w:r>
-        <w:rPr>
-          <w:rFonts w:ascii="Times New Roman" w:hAnsi="Times New Roman" w:eastAsia="Times New Roman" w:cs="Times New Roman"/>
-        </w:rPr>
-        <w:t xml:space="preserve"> |</w:t>
-      </w:r>
     </w:p>
+    <w:tbl>
+      <w:tblPr>
+        <w:tblStyle w:val="Table"/>
+        <w:tblW w:type="auto" w:w="0"/>
+        <w:tblLook w:firstRow="1" w:lastRow="0" w:firstColumn="0" w:lastColumn="0" w:noHBand="0" w:noVBand="0" w:val="0020"/>
+        <w:jc w:val="center"/>
+        <w:tblBorders>
+          <w:top w:val="single" w:sz="12" w:space="0" w:color="333333"/>
+          <w:bottom w:val="single" w:sz="12" w:space="0" w:color="333333"/>
+          <w:left w:val="none"/>
+          <w:right w:val="none"/>
+          <w:insideH w:val="none"/>
+          <w:insideV w:val="none"/>
+        </w:tblBorders>
+      </w:tblPr>
+      <w:tblGrid>
+        <w:gridCol w:w="3960"/>
+        <w:gridCol w:w="3960"/>
+      </w:tblGrid>
+      <w:tr>
+        <w:trPr>
+          <w:tblHeader w:val="on"/>
+        </w:trPr>
+        <w:tc>
+          <w:tcPr>
+            <w:tcBorders>
+              <w:bottom w:val="single" w:sz="6" w:space="0" w:color="333333"/>
+            </w:tcBorders>
+          </w:tcPr>
+          <w:p>
+            <w:pPr>
+              <w:pStyle w:val="Compact"/>
+              <w:jc w:val="center"/>
+            </w:pPr>
+            <w:r>
+              <w:rPr>
+                <w:rFonts w:hint="eastAsia" w:ascii="Times New Roman" w:hAnsi="Times New Roman" w:eastAsia="SimHei" w:cs="Times New Roman"/>
+                <w:b/>
+              </w:rPr>
+              <w:t xml:space="preserve">需要什么</w:t>
+            </w:r>
+          </w:p>
+        </w:tc>
+        <w:tc>
+          <w:tcPr>
+            <w:tcBorders>
+              <w:bottom w:val="single" w:sz="6" w:space="0" w:color="333333"/>
+            </w:tcBorders>
+          </w:tcPr>
+          <w:p>
+            <w:pPr>
+              <w:pStyle w:val="Compact"/>
+              <w:jc w:val="center"/>
+            </w:pPr>
+            <w:r>
+              <w:rPr>
+                <w:rFonts w:hint="eastAsia" w:ascii="Times New Roman" w:hAnsi="Times New Roman" w:eastAsia="SimHei" w:cs="Times New Roman"/>
+                <w:b/>
+              </w:rPr>
+              <w:t xml:space="preserve">看哪一讲</w:t>
+            </w:r>
+          </w:p>
+        </w:tc>
+      </w:tr>
+      <w:tr>
+        <w:tc>
+          <w:tcPr/>
+          <w:p>
+            <w:pPr>
+              <w:pStyle w:val="Compact"/>
+              <w:jc w:val="center"/>
+            </w:pPr>
+            <w:r>
+              <w:rPr>
+                <w:rFonts w:hint="eastAsia" w:ascii="Times New Roman" w:hAnsi="Times New Roman" w:eastAsia="FangSong" w:cs="Times New Roman"/>
+              </w:rPr>
+              <w:t>函数图像</w:t>
+            </w:r>
+            <w:r>
+              <w:rPr>
+                <w:rFonts w:hint="eastAsia" w:ascii="Times New Roman" w:hAnsi="Times New Roman" w:eastAsia="Times New Roman" w:cs="Times New Roman"/>
+              </w:rPr>
+              <w:t>、</w:t>
+            </w:r>
+            <w:r>
+              <w:rPr>
+                <w:rFonts w:hint="eastAsia" w:ascii="Times New Roman" w:hAnsi="Times New Roman" w:eastAsia="FangSong" w:cs="Times New Roman"/>
+              </w:rPr>
+              <w:t>线性化</w:t>
+            </w:r>
+            <w:r>
+              <w:rPr>
+                <w:rFonts w:hint="eastAsia" w:ascii="Times New Roman" w:hAnsi="Times New Roman" w:eastAsia="Times New Roman" w:cs="Times New Roman"/>
+              </w:rPr>
+              <w:t>、</w:t>
+            </w:r>
+            <w:r>
+              <w:rPr>
+                <w:rFonts w:hint="eastAsia" w:ascii="Times New Roman" w:hAnsi="Times New Roman" w:eastAsia="FangSong" w:cs="Times New Roman"/>
+              </w:rPr>
+              <w:t>最小二乘</w:t>
+            </w:r>
+          </w:p>
+        </w:tc>
+        <w:tc>
+          <w:tcPr/>
+          <w:p>
+            <w:pPr>
+              <w:pStyle w:val="Compact"/>
+              <w:jc w:val="center"/>
+            </w:pPr>
+            <w:r>
+              <w:rPr>
+                <w:rFonts w:hint="eastAsia" w:ascii="Times New Roman" w:hAnsi="Times New Roman" w:eastAsia="FangSong" w:cs="Times New Roman"/>
+              </w:rPr>
+              <w:t xml:space="preserve">第</w:t>
+            </w:r>
+            <w:r>
+              <w:rPr>
+                <w:rFonts w:ascii="Times New Roman" w:hAnsi="Times New Roman" w:eastAsia="Times New Roman" w:cs="Times New Roman"/>
+              </w:rPr>
+              <w:t xml:space="preserve"> 1 </w:t>
+            </w:r>
+            <w:r>
+              <w:rPr>
+                <w:rFonts w:hint="eastAsia" w:ascii="Times New Roman" w:hAnsi="Times New Roman" w:eastAsia="FangSong" w:cs="Times New Roman"/>
+              </w:rPr>
+              <w:t xml:space="preserve">讲</w:t>
+            </w:r>
+          </w:p>
+        </w:tc>
+      </w:tr>
+      <w:tr>
+        <w:tc>
+          <w:tcPr/>
+          <w:p>
+            <w:pPr>
+              <w:pStyle w:val="Compact"/>
+              <w:jc w:val="center"/>
+            </w:pPr>
+            <w:r>
+              <w:rPr>
+                <w:rStyle w:val="VerbatimChar"/>
+                <w:rFonts w:ascii="Times New Roman" w:hAnsi="Times New Roman" w:eastAsia="Times New Roman" w:cs="Times New Roman"/>
+              </w:rPr>
+              <w:t xml:space="preserve">ln</w:t>
+            </w:r>
+            <w:r>
+              <w:rPr>
+                <w:rFonts w:ascii="Times New Roman" w:hAnsi="Times New Roman" w:eastAsia="Times New Roman" w:cs="Times New Roman"/>
+              </w:rPr>
+              <w:t xml:space="preserve"> </w:t>
+            </w:r>
+            <w:r>
+              <w:rPr>
+                <w:rFonts w:hint="eastAsia" w:ascii="Times New Roman" w:hAnsi="Times New Roman" w:eastAsia="FangSong" w:cs="Times New Roman"/>
+              </w:rPr>
+              <w:t>运算</w:t>
+            </w:r>
+            <w:r>
+              <w:rPr>
+                <w:rFonts w:hint="eastAsia" w:ascii="Times New Roman" w:hAnsi="Times New Roman" w:eastAsia="Times New Roman" w:cs="Times New Roman"/>
+              </w:rPr>
+              <w:t>、pH、</w:t>
+            </w:r>
+            <w:r>
+              <w:rPr>
+                <w:rStyle w:val="VerbatimChar"/>
+                <w:rFonts w:ascii="Times New Roman" w:hAnsi="Times New Roman" w:eastAsia="Times New Roman" w:cs="Times New Roman"/>
+              </w:rPr>
+              <w:t xml:space="preserve">ln K</w:t>
+            </w:r>
+          </w:p>
+        </w:tc>
+        <w:tc>
+          <w:tcPr/>
+          <w:p>
+            <w:pPr>
+              <w:pStyle w:val="Compact"/>
+              <w:jc w:val="center"/>
+            </w:pPr>
+            <w:r>
+              <w:rPr>
+                <w:rFonts w:hint="eastAsia" w:ascii="Times New Roman" w:hAnsi="Times New Roman" w:eastAsia="FangSong" w:cs="Times New Roman"/>
+              </w:rPr>
+              <w:t xml:space="preserve">第</w:t>
+            </w:r>
+            <w:r>
+              <w:rPr>
+                <w:rFonts w:ascii="Times New Roman" w:hAnsi="Times New Roman" w:eastAsia="Times New Roman" w:cs="Times New Roman"/>
+              </w:rPr>
+              <w:t xml:space="preserve"> 2 </w:t>
+            </w:r>
+            <w:r>
+              <w:rPr>
+                <w:rFonts w:hint="eastAsia" w:ascii="Times New Roman" w:hAnsi="Times New Roman" w:eastAsia="FangSong" w:cs="Times New Roman"/>
+              </w:rPr>
+              <w:t xml:space="preserve">讲</w:t>
+            </w:r>
+          </w:p>
+        </w:tc>
+      </w:tr>
+      <w:tr>
+        <w:tc>
+          <w:tcPr/>
+          <w:p>
+            <w:pPr>
+              <w:pStyle w:val="Compact"/>
+              <w:jc w:val="center"/>
+            </w:pPr>
+            <w:r>
+              <w:rPr>
+                <w:rFonts w:hint="eastAsia" w:ascii="Times New Roman" w:hAnsi="Times New Roman" w:eastAsia="FangSong" w:cs="Times New Roman"/>
+              </w:rPr>
+              <w:t>导数</w:t>
+            </w:r>
+            <w:r>
+              <w:rPr>
+                <w:rFonts w:hint="eastAsia" w:ascii="Times New Roman" w:hAnsi="Times New Roman" w:eastAsia="Times New Roman" w:cs="Times New Roman"/>
+              </w:rPr>
+              <w:t>、</w:t>
+            </w:r>
+            <w:r>
+              <w:rPr>
+                <w:rFonts w:hint="eastAsia" w:ascii="Times New Roman" w:hAnsi="Times New Roman" w:eastAsia="FangSong" w:cs="Times New Roman"/>
+              </w:rPr>
+              <w:t>微分</w:t>
+            </w:r>
+            <w:r>
+              <w:rPr>
+                <w:rFonts w:hint="eastAsia" w:ascii="Times New Roman" w:hAnsi="Times New Roman" w:eastAsia="Times New Roman" w:cs="Times New Roman"/>
+              </w:rPr>
+              <w:t>、</w:t>
+            </w:r>
+            <w:r>
+              <w:rPr>
+                <w:rFonts w:hint="eastAsia" w:ascii="Times New Roman" w:hAnsi="Times New Roman" w:eastAsia="FangSong" w:cs="Times New Roman"/>
+              </w:rPr>
+              <w:t>极值</w:t>
+            </w:r>
+          </w:p>
+        </w:tc>
+        <w:tc>
+          <w:tcPr/>
+          <w:p>
+            <w:pPr>
+              <w:pStyle w:val="Compact"/>
+              <w:jc w:val="center"/>
+            </w:pPr>
+            <w:r>
+              <w:rPr>
+                <w:rFonts w:hint="eastAsia" w:ascii="Times New Roman" w:hAnsi="Times New Roman" w:eastAsia="FangSong" w:cs="Times New Roman"/>
+              </w:rPr>
+              <w:t xml:space="preserve">第</w:t>
+            </w:r>
+            <w:r>
+              <w:rPr>
+                <w:rFonts w:ascii="Times New Roman" w:hAnsi="Times New Roman" w:eastAsia="Times New Roman" w:cs="Times New Roman"/>
+              </w:rPr>
+              <w:t xml:space="preserve"> 3 </w:t>
+            </w:r>
+            <w:r>
+              <w:rPr>
+                <w:rFonts w:hint="eastAsia" w:ascii="Times New Roman" w:hAnsi="Times New Roman" w:eastAsia="FangSong" w:cs="Times New Roman"/>
+              </w:rPr>
+              <w:t xml:space="preserve">讲</w:t>
+            </w:r>
+          </w:p>
+        </w:tc>
+      </w:tr>
+      <w:tr>
+        <w:tc>
+          <w:tcPr/>
+          <w:p>
+            <w:pPr>
+              <w:pStyle w:val="Compact"/>
+              <w:jc w:val="center"/>
+            </w:pPr>
+            <w:r>
+              <w:rPr>
+                <w:rFonts w:hint="eastAsia" w:ascii="Times New Roman" w:hAnsi="Times New Roman" w:eastAsia="FangSong" w:cs="Times New Roman"/>
+              </w:rPr>
+              <w:t>积分</w:t>
+            </w:r>
+            <w:r>
+              <w:rPr>
+                <w:rFonts w:hint="eastAsia" w:ascii="Times New Roman" w:hAnsi="Times New Roman" w:eastAsia="Times New Roman" w:cs="Times New Roman"/>
+              </w:rPr>
+              <w:t>、</w:t>
+            </w:r>
+            <w:r>
+              <w:rPr>
+                <w:rFonts w:hint="eastAsia" w:ascii="Times New Roman" w:hAnsi="Times New Roman" w:eastAsia="FangSong" w:cs="Times New Roman"/>
+              </w:rPr>
+              <w:t>速率方程推导</w:t>
+            </w:r>
+            <w:r>
+              <w:rPr>
+                <w:rFonts w:hint="eastAsia" w:ascii="Times New Roman" w:hAnsi="Times New Roman" w:eastAsia="Times New Roman" w:cs="Times New Roman"/>
+              </w:rPr>
+              <w:t>、</w:t>
+            </w:r>
+            <w:r>
+              <w:rPr>
+                <w:rFonts w:hint="eastAsia" w:ascii="Times New Roman" w:hAnsi="Times New Roman" w:eastAsia="FangSong" w:cs="Times New Roman"/>
+              </w:rPr>
+              <w:t>半衰期</w:t>
+            </w:r>
+          </w:p>
+        </w:tc>
+        <w:tc>
+          <w:tcPr/>
+          <w:p>
+            <w:pPr>
+              <w:pStyle w:val="Compact"/>
+              <w:jc w:val="center"/>
+            </w:pPr>
+            <w:r>
+              <w:rPr>
+                <w:rFonts w:hint="eastAsia" w:ascii="Times New Roman" w:hAnsi="Times New Roman" w:eastAsia="FangSong" w:cs="Times New Roman"/>
+              </w:rPr>
+              <w:t xml:space="preserve">第</w:t>
+            </w:r>
+            <w:r>
+              <w:rPr>
+                <w:rFonts w:ascii="Times New Roman" w:hAnsi="Times New Roman" w:eastAsia="Times New Roman" w:cs="Times New Roman"/>
+              </w:rPr>
+              <w:t xml:space="preserve"> 4 </w:t>
+            </w:r>
+            <w:r>
+              <w:rPr>
+                <w:rFonts w:hint="eastAsia" w:ascii="Times New Roman" w:hAnsi="Times New Roman" w:eastAsia="FangSong" w:cs="Times New Roman"/>
+              </w:rPr>
+              <w:t xml:space="preserve">讲</w:t>
+            </w:r>
+          </w:p>
+        </w:tc>
+      </w:tr>
+      <w:tr>
+        <w:tc>
+          <w:tcPr/>
+          <w:p>
+            <w:pPr>
+              <w:pStyle w:val="Compact"/>
+              <w:jc w:val="center"/>
+            </w:pPr>
+            <w:r>
+              <w:rPr>
+                <w:rFonts w:hint="eastAsia" w:ascii="Times New Roman" w:hAnsi="Times New Roman" w:eastAsia="FangSong" w:cs="Times New Roman"/>
+              </w:rPr>
+              <w:t>偏导</w:t>
+            </w:r>
+            <w:r>
+              <w:rPr>
+                <w:rFonts w:hint="eastAsia" w:ascii="Times New Roman" w:hAnsi="Times New Roman" w:eastAsia="Times New Roman" w:cs="Times New Roman"/>
+              </w:rPr>
+              <w:t>、</w:t>
+            </w:r>
+            <w:r>
+              <w:rPr>
+                <w:rFonts w:hint="eastAsia" w:ascii="Times New Roman" w:hAnsi="Times New Roman" w:eastAsia="FangSong" w:cs="Times New Roman"/>
+              </w:rPr>
+              <w:t>全微分</w:t>
+            </w:r>
+            <w:r>
+              <w:rPr>
+                <w:rFonts w:hint="eastAsia" w:ascii="Times New Roman" w:hAnsi="Times New Roman" w:eastAsia="Times New Roman" w:cs="Times New Roman"/>
+              </w:rPr>
+              <w:t>、Maxwell、</w:t>
+            </w:r>
+            <w:r>
+              <w:rPr>
+                <w:rFonts w:hint="eastAsia" w:ascii="Times New Roman" w:hAnsi="Times New Roman" w:eastAsia="FangSong" w:cs="Times New Roman"/>
+              </w:rPr>
+              <w:t>误差传递</w:t>
+            </w:r>
+          </w:p>
+        </w:tc>
+        <w:tc>
+          <w:tcPr/>
+          <w:p>
+            <w:pPr>
+              <w:pStyle w:val="Compact"/>
+              <w:jc w:val="center"/>
+            </w:pPr>
+            <w:r>
+              <w:rPr>
+                <w:rFonts w:hint="eastAsia" w:ascii="Times New Roman" w:hAnsi="Times New Roman" w:eastAsia="FangSong" w:cs="Times New Roman"/>
+              </w:rPr>
+              <w:t xml:space="preserve">第</w:t>
+            </w:r>
+            <w:r>
+              <w:rPr>
+                <w:rFonts w:ascii="Times New Roman" w:hAnsi="Times New Roman" w:eastAsia="Times New Roman" w:cs="Times New Roman"/>
+              </w:rPr>
+              <w:t xml:space="preserve"> 5 </w:t>
+            </w:r>
+            <w:r>
+              <w:rPr>
+                <w:rFonts w:hint="eastAsia" w:ascii="Times New Roman" w:hAnsi="Times New Roman" w:eastAsia="FangSong" w:cs="Times New Roman"/>
+              </w:rPr>
+              <w:t xml:space="preserve">讲</w:t>
+            </w:r>
+          </w:p>
+        </w:tc>
+      </w:tr>
+      <w:tr>
+        <w:tc>
+          <w:tcPr/>
+          <w:p>
+            <w:pPr>
+              <w:pStyle w:val="Compact"/>
+              <w:jc w:val="center"/>
+            </w:pPr>
+            <w:r>
+              <w:rPr>
+                <w:rFonts w:hint="eastAsia" w:ascii="Times New Roman" w:hAnsi="Times New Roman" w:eastAsia="FangSong" w:cs="Times New Roman"/>
+              </w:rPr>
+              <w:t>量纲</w:t>
+            </w:r>
+            <w:r>
+              <w:rPr>
+                <w:rFonts w:hint="eastAsia" w:ascii="Times New Roman" w:hAnsi="Times New Roman" w:eastAsia="Times New Roman" w:cs="Times New Roman"/>
+              </w:rPr>
+              <w:t>、</w:t>
+            </w:r>
+            <w:r>
+              <w:rPr>
+                <w:rFonts w:hint="eastAsia" w:ascii="Times New Roman" w:hAnsi="Times New Roman" w:eastAsia="FangSong" w:cs="Times New Roman"/>
+              </w:rPr>
+              <w:t>数量级</w:t>
+            </w:r>
+            <w:r>
+              <w:rPr>
+                <w:rFonts w:hint="eastAsia" w:ascii="Times New Roman" w:hAnsi="Times New Roman" w:eastAsia="Times New Roman" w:cs="Times New Roman"/>
+              </w:rPr>
+              <w:t>、</w:t>
+            </w:r>
+            <w:r>
+              <w:rPr>
+                <w:rFonts w:hint="eastAsia" w:ascii="Times New Roman" w:hAnsi="Times New Roman" w:eastAsia="FangSong" w:cs="Times New Roman"/>
+              </w:rPr>
+              <w:t>估算</w:t>
+            </w:r>
+            <w:r>
+              <w:rPr>
+                <w:rFonts w:hint="eastAsia" w:ascii="Times New Roman" w:hAnsi="Times New Roman" w:eastAsia="Times New Roman" w:cs="Times New Roman"/>
+              </w:rPr>
+              <w:t>、</w:t>
+            </w:r>
+            <w:r>
+              <w:rPr>
+                <w:rFonts w:hint="eastAsia" w:ascii="Times New Roman" w:hAnsi="Times New Roman" w:eastAsia="FangSong" w:cs="Times New Roman"/>
+              </w:rPr>
+              <w:t>单位换算</w:t>
+            </w:r>
+          </w:p>
+        </w:tc>
+        <w:tc>
+          <w:tcPr/>
+          <w:p>
+            <w:pPr>
+              <w:pStyle w:val="Compact"/>
+              <w:jc w:val="center"/>
+            </w:pPr>
+            <w:r>
+              <w:rPr>
+                <w:rFonts w:hint="eastAsia" w:ascii="Times New Roman" w:hAnsi="Times New Roman" w:eastAsia="FangSong" w:cs="Times New Roman"/>
+              </w:rPr>
+              <w:t xml:space="preserve">第</w:t>
+            </w:r>
+            <w:r>
+              <w:rPr>
+                <w:rFonts w:ascii="Times New Roman" w:hAnsi="Times New Roman" w:eastAsia="Times New Roman" w:cs="Times New Roman"/>
+              </w:rPr>
+              <w:t xml:space="preserve"> 6 </w:t>
+            </w:r>
+            <w:r>
+              <w:rPr>
+                <w:rFonts w:hint="eastAsia" w:ascii="Times New Roman" w:hAnsi="Times New Roman" w:eastAsia="FangSong" w:cs="Times New Roman"/>
+              </w:rPr>
+              <w:t xml:space="preserve">讲</w:t>
+            </w:r>
+          </w:p>
+        </w:tc>
+      </w:tr>
+      <w:tr>
+        <w:tc>
+          <w:tcPr/>
+          <w:p>
+            <w:pPr>
+              <w:pStyle w:val="Compact"/>
+              <w:jc w:val="center"/>
+            </w:pPr>
+            <w:r>
+              <w:rPr>
+                <w:rFonts w:hint="eastAsia" w:ascii="Times New Roman" w:hAnsi="Times New Roman" w:eastAsia="FangSong" w:cs="Times New Roman"/>
+              </w:rPr>
+              <w:t>组合</w:t>
+            </w:r>
+            <w:r>
+              <w:rPr>
+                <w:rFonts w:hint="eastAsia" w:ascii="Times New Roman" w:hAnsi="Times New Roman" w:eastAsia="Times New Roman" w:cs="Times New Roman"/>
+              </w:rPr>
+              <w:t>、</w:t>
+            </w:r>
+            <w:r>
+              <w:rPr>
+                <w:rFonts w:hint="eastAsia" w:ascii="Times New Roman" w:hAnsi="Times New Roman" w:eastAsia="FangSong" w:cs="Times New Roman"/>
+              </w:rPr>
+              <w:t>概率</w:t>
+            </w:r>
+            <w:r>
+              <w:rPr>
+                <w:rFonts w:hint="eastAsia" w:ascii="Times New Roman" w:hAnsi="Times New Roman" w:eastAsia="Times New Roman" w:cs="Times New Roman"/>
+              </w:rPr>
+              <w:t>、Stirling、</w:t>
+            </w:r>
+            <m:oMath>
+              <m:r>
+                <m:t>S</m:t>
+              </m:r>
+              <m:r>
+                <m:rPr>
+                  <m:sty m:val="p"/>
+                </m:rPr>
+                <m:t>=</m:t>
+              </m:r>
+              <m:r>
+                <m:t>k</m:t>
+              </m:r>
+              <m:r>
+                <m:rPr>
+                  <m:sty m:val="p"/>
+                </m:rPr>
+                <m:t>ln</m:t>
+              </m:r>
+              <m:r>
+                <m:t>W</m:t>
+              </m:r>
+            </m:oMath>
+          </w:p>
+        </w:tc>
+        <w:tc>
+          <w:tcPr/>
+          <w:p>
+            <w:pPr>
+              <w:pStyle w:val="Compact"/>
+              <w:jc w:val="center"/>
+            </w:pPr>
+            <w:r>
+              <w:rPr>
+                <w:rFonts w:hint="eastAsia" w:ascii="Times New Roman" w:hAnsi="Times New Roman" w:eastAsia="FangSong" w:cs="Times New Roman"/>
+              </w:rPr>
+              <w:t xml:space="preserve">第</w:t>
+            </w:r>
+            <w:r>
+              <w:rPr>
+                <w:rFonts w:ascii="Times New Roman" w:hAnsi="Times New Roman" w:eastAsia="Times New Roman" w:cs="Times New Roman"/>
+              </w:rPr>
+              <w:t xml:space="preserve"> 7 </w:t>
+            </w:r>
+            <w:r>
+              <w:rPr>
+                <w:rFonts w:hint="eastAsia" w:ascii="Times New Roman" w:hAnsi="Times New Roman" w:eastAsia="FangSong" w:cs="Times New Roman"/>
+              </w:rPr>
+              <w:t xml:space="preserve">讲</w:t>
+            </w:r>
+          </w:p>
+        </w:tc>
+      </w:tr>
+    </w:tbl>
     <w:bookmarkEnd w:id="20"/>
-    <w:bookmarkEnd w:id="21"/>
     <w:sectPr>
       <w:footerReference w:type="default" r:id="rId9"/>
       <w:footnotePr>
@@ -17614,109 +17846,6 @@
       <w:pPr>
         <w:ind w:left="6480" w:hanging="360"/>
       </w:pPr>
-    </w:lvl>
-  </w:abstractNum>
-  <w:abstractNum w:abstractNumId="991">
-    <w:nsid w:val="0000A991"/>
-    <w:multiLevelType w:val="multilevel"/>
-    <w:lvl w:ilvl="0">
-      <w:numFmt w:val="bullet"/>
-      <w:lvlText w:val=""/>
-      <w:lvlJc w:val="left"/>
-      <w:pPr>
-        <w:ind w:left="720" w:hanging="360"/>
-      </w:pPr>
-      <w:rPr>
-        <w:rFonts w:ascii="Symbol" w:hAnsi="Symbol" w:cs="Symbol" w:hint="default"/>
-      </w:rPr>
-    </w:lvl>
-    <w:lvl w:ilvl="1">
-      <w:numFmt w:val="bullet"/>
-      <w:lvlText w:val="o"/>
-      <w:lvlJc w:val="left"/>
-      <w:pPr>
-        <w:ind w:left="1440" w:hanging="360"/>
-      </w:pPr>
-      <w:rPr>
-        <w:rFonts w:ascii="Courier New" w:hAnsi="Courier New" w:cs="Courier New" w:hint="default"/>
-      </w:rPr>
-    </w:lvl>
-    <w:lvl w:ilvl="2">
-      <w:numFmt w:val="bullet"/>
-      <w:lvlText w:val=""/>
-      <w:lvlJc w:val="left"/>
-      <w:pPr>
-        <w:ind w:left="2160" w:hanging="360"/>
-      </w:pPr>
-      <w:rPr>
-        <w:rFonts w:ascii="Wingdings" w:hAnsi="Wingdings" w:cs="Wingdings" w:hint="default"/>
-      </w:rPr>
-    </w:lvl>
-    <w:lvl w:ilvl="3">
-      <w:numFmt w:val="bullet"/>
-      <w:lvlText w:val=""/>
-      <w:lvlJc w:val="left"/>
-      <w:pPr>
-        <w:ind w:left="2880" w:hanging="360"/>
-      </w:pPr>
-      <w:rPr>
-        <w:rFonts w:ascii="Symbol" w:hAnsi="Symbol" w:cs="Symbol" w:hint="default"/>
-      </w:rPr>
-    </w:lvl>
-    <w:lvl w:ilvl="4">
-      <w:numFmt w:val="bullet"/>
-      <w:lvlText w:val="o"/>
-      <w:lvlJc w:val="left"/>
-      <w:pPr>
-        <w:ind w:left="3600" w:hanging="360"/>
-      </w:pPr>
-      <w:rPr>
-        <w:rFonts w:ascii="Courier New" w:hAnsi="Courier New" w:cs="Courier New" w:hint="default"/>
-      </w:rPr>
-    </w:lvl>
-    <w:lvl w:ilvl="5">
-      <w:numFmt w:val="bullet"/>
-      <w:lvlText w:val=""/>
-      <w:lvlJc w:val="left"/>
-      <w:pPr>
-        <w:ind w:left="4320" w:hanging="360"/>
-      </w:pPr>
-      <w:rPr>
-        <w:rFonts w:ascii="Wingdings" w:hAnsi="Wingdings" w:cs="Wingdings" w:hint="default"/>
-      </w:rPr>
-    </w:lvl>
-    <w:lvl w:ilvl="6">
-      <w:numFmt w:val="bullet"/>
-      <w:lvlText w:val=""/>
-      <w:lvlJc w:val="left"/>
-      <w:pPr>
-        <w:ind w:left="5040" w:hanging="360"/>
-      </w:pPr>
-      <w:rPr>
-        <w:rFonts w:ascii="Symbol" w:hAnsi="Symbol" w:cs="Symbol" w:hint="default"/>
-      </w:rPr>
-    </w:lvl>
-    <w:lvl w:ilvl="7">
-      <w:numFmt w:val="bullet"/>
-      <w:lvlText w:val="o"/>
-      <w:lvlJc w:val="left"/>
-      <w:pPr>
-        <w:ind w:left="5760" w:hanging="360"/>
-      </w:pPr>
-      <w:rPr>
-        <w:rFonts w:ascii="Courier New" w:hAnsi="Courier New" w:cs="Courier New" w:hint="default"/>
-      </w:rPr>
-    </w:lvl>
-    <w:lvl w:ilvl="8">
-      <w:numFmt w:val="bullet"/>
-      <w:lvlText w:val=""/>
-      <w:lvlJc w:val="left"/>
-      <w:pPr>
-        <w:ind w:left="6480" w:hanging="360"/>
-      </w:pPr>
-      <w:rPr>
-        <w:rFonts w:ascii="Wingdings" w:hAnsi="Wingdings" w:cs="Wingdings" w:hint="default"/>
-      </w:rPr>
     </w:lvl>
   </w:abstractNum>
   <w:abstractNum w:abstractNumId="99411">
@@ -17808,12 +17937,6 @@
     <w:abstractNumId w:val="990"/>
   </w:num>
   <w:num w:numId="1001">
-    <w:abstractNumId w:val="991"/>
-  </w:num>
-  <w:num w:numId="1002">
-    <w:abstractNumId w:val="991"/>
-  </w:num>
-  <w:num w:numId="1003">
     <w:abstractNumId w:val="99411"/>
     <w:lvlOverride w:ilvl="0">
       <w:startOverride w:val="1"/>
@@ -18570,14 +18693,6 @@
       <ns0:color ns0:themeColor="accent1" ns0:themeShade="BF" ns0:val="365F91"/>
     </ns0:rPr>
   </ns0:style>
-  <w:style w:type="paragraph" w:customStyle="1" w:styleId="BodyText">
-    <w:name w:val="Body Text"/>
-    <w:basedOn w:val="BodyText"/>
-    <w:qFormat/>
-    <ns0:rPr>
-      <w:rFonts ns0:ascii="Times New Roman" ns0:hAnsi="Times New Roman" ns0:eastAsia="FangSong" ns0:cs="Times New Roman"/>
-    </ns0:rPr>
-  </w:style>
   <w:style w:type="paragraph" w:customStyle="1" w:styleId="SourceCode">
     <w:name w:val="Source Code"/>
     <w:basedOn w:val="Normal"/>

--- a/06-学生侧材料/讲义/_数学工具/数学工具-附录-数学符号速查卡.docx
+++ b/06-学生侧材料/讲义/_数学工具/数学工具-附录-数学符号速查卡.docx
@@ -10041,11 +10041,11 @@
         </w:tblBorders>
       </w:tblPr>
       <w:tblGrid>
-        <w:gridCol w:w="1584"/>
-        <w:gridCol w:w="1584"/>
-        <w:gridCol w:w="1584"/>
-        <w:gridCol w:w="1584"/>
-        <w:gridCol w:w="1584"/>
+        <w:gridCol w:w="1056"/>
+        <w:gridCol w:w="1386"/>
+        <w:gridCol w:w="2574"/>
+        <w:gridCol w:w="1386"/>
+        <w:gridCol w:w="1518"/>
       </w:tblGrid>
       <w:tr>
         <w:trPr>
